--- a/Python FastAPI.docx
+++ b/Python FastAPI.docx
@@ -109,193 +109,6 @@
     <w:p>
       <w:r>
         <w:pict w14:anchorId="7391C91B">
-          <v:rect id="_x0000_i1025" style="width:0;height:1.5pt" o:hralign="center" o:hrstd="t" o:hr="t" fillcolor="#a0a0a0" stroked="f"/>
-        </w:pict>
-      </w:r>
-    </w:p>
-    <w:p>
-      <w:pPr>
-        <w:rPr>
-          <w:b/>
-          <w:bCs/>
-        </w:rPr>
-      </w:pPr>
-      <w:r>
-        <w:rPr>
-          <w:b/>
-          <w:bCs/>
-        </w:rPr>
-        <w:t>Project Structure (Required)</w:t>
-      </w:r>
-    </w:p>
-    <w:p>
-      <w:r>
-        <w:t>project-root/</w:t>
-      </w:r>
-    </w:p>
-    <w:p>
-      <w:r>
-        <w:t>│</w:t>
-      </w:r>
-    </w:p>
-    <w:p>
-      <w:r>
-        <w:rPr>
-          <w:rFonts w:ascii="MS Gothic" w:eastAsia="MS Gothic" w:hAnsi="MS Gothic" w:cs="MS Gothic" w:hint="eastAsia"/>
-        </w:rPr>
-        <w:t>├</w:t>
-      </w:r>
-      <w:r>
-        <w:rPr>
-          <w:rFonts w:ascii="Aptos" w:hAnsi="Aptos" w:cs="Aptos"/>
-        </w:rPr>
-        <w:t>──</w:t>
-      </w:r>
-      <w:r>
-        <w:t xml:space="preserve"> </w:t>
-      </w:r>
-      <w:proofErr w:type="spellStart"/>
-      <w:r>
-        <w:t>api</w:t>
-      </w:r>
-      <w:proofErr w:type="spellEnd"/>
-      <w:r>
-        <w:t>/</w:t>
-      </w:r>
-    </w:p>
-    <w:p>
-      <w:r>
-        <w:rPr>
-          <w:rFonts w:ascii="MS Gothic" w:eastAsia="MS Gothic" w:hAnsi="MS Gothic" w:cs="MS Gothic" w:hint="eastAsia"/>
-        </w:rPr>
-        <w:t>├</w:t>
-      </w:r>
-      <w:r>
-        <w:rPr>
-          <w:rFonts w:ascii="Aptos" w:hAnsi="Aptos" w:cs="Aptos"/>
-        </w:rPr>
-        <w:t>──</w:t>
-      </w:r>
-      <w:r>
-        <w:t xml:space="preserve"> config/</w:t>
-      </w:r>
-    </w:p>
-    <w:p>
-      <w:r>
-        <w:rPr>
-          <w:rFonts w:ascii="MS Gothic" w:eastAsia="MS Gothic" w:hAnsi="MS Gothic" w:cs="MS Gothic" w:hint="eastAsia"/>
-        </w:rPr>
-        <w:t>├</w:t>
-      </w:r>
-      <w:r>
-        <w:rPr>
-          <w:rFonts w:ascii="Aptos" w:hAnsi="Aptos" w:cs="Aptos"/>
-        </w:rPr>
-        <w:t>──</w:t>
-      </w:r>
-      <w:r>
-        <w:t xml:space="preserve"> model/</w:t>
-      </w:r>
-    </w:p>
-    <w:p>
-      <w:r>
-        <w:t>│</w:t>
-      </w:r>
-    </w:p>
-    <w:p>
-      <w:r>
-        <w:rPr>
-          <w:rFonts w:ascii="MS Gothic" w:eastAsia="MS Gothic" w:hAnsi="MS Gothic" w:cs="MS Gothic" w:hint="eastAsia"/>
-        </w:rPr>
-        <w:t>├</w:t>
-      </w:r>
-      <w:r>
-        <w:rPr>
-          <w:rFonts w:ascii="Aptos" w:hAnsi="Aptos" w:cs="Aptos"/>
-        </w:rPr>
-        <w:t>──</w:t>
-      </w:r>
-      <w:r>
-        <w:t xml:space="preserve"> main.py</w:t>
-      </w:r>
-    </w:p>
-    <w:p>
-      <w:r>
-        <w:rPr>
-          <w:rFonts w:ascii="MS Gothic" w:eastAsia="MS Gothic" w:hAnsi="MS Gothic" w:cs="MS Gothic" w:hint="eastAsia"/>
-        </w:rPr>
-        <w:t>├</w:t>
-      </w:r>
-      <w:r>
-        <w:rPr>
-          <w:rFonts w:ascii="Aptos" w:hAnsi="Aptos" w:cs="Aptos"/>
-        </w:rPr>
-        <w:t>──</w:t>
-      </w:r>
-      <w:r>
-        <w:t xml:space="preserve"> requirements.txt</w:t>
-      </w:r>
-    </w:p>
-    <w:p>
-      <w:r>
-        <w:rPr>
-          <w:rFonts w:ascii="MS Gothic" w:eastAsia="MS Gothic" w:hAnsi="MS Gothic" w:cs="MS Gothic" w:hint="eastAsia"/>
-        </w:rPr>
-        <w:t>├</w:t>
-      </w:r>
-      <w:r>
-        <w:rPr>
-          <w:rFonts w:ascii="Aptos" w:hAnsi="Aptos" w:cs="Aptos"/>
-        </w:rPr>
-        <w:t>──</w:t>
-      </w:r>
-      <w:r>
-        <w:t xml:space="preserve"> </w:t>
-      </w:r>
-      <w:proofErr w:type="spellStart"/>
-      <w:r>
-        <w:t>Dockerfile</w:t>
-      </w:r>
-      <w:proofErr w:type="spellEnd"/>
-    </w:p>
-    <w:p>
-      <w:r>
-        <w:rPr>
-          <w:rFonts w:ascii="MS Gothic" w:eastAsia="MS Gothic" w:hAnsi="MS Gothic" w:cs="MS Gothic" w:hint="eastAsia"/>
-        </w:rPr>
-        <w:t>├</w:t>
-      </w:r>
-      <w:r>
-        <w:rPr>
-          <w:rFonts w:ascii="Aptos" w:hAnsi="Aptos" w:cs="Aptos"/>
-        </w:rPr>
-        <w:t>─</w:t>
-      </w:r>
-      <w:proofErr w:type="gramStart"/>
-      <w:r>
-        <w:rPr>
-          <w:rFonts w:ascii="Aptos" w:hAnsi="Aptos" w:cs="Aptos"/>
-        </w:rPr>
-        <w:t>─</w:t>
-      </w:r>
-      <w:r>
-        <w:t xml:space="preserve"> .</w:t>
-      </w:r>
-      <w:proofErr w:type="spellStart"/>
-      <w:r>
-        <w:t>dockerignore</w:t>
-      </w:r>
-      <w:proofErr w:type="spellEnd"/>
-      <w:proofErr w:type="gramEnd"/>
-    </w:p>
-    <w:p>
-      <w:r>
-        <w:t>└── README.md</w:t>
-      </w:r>
-    </w:p>
-    <w:p>
-      <w:r>
-        <w:pict w14:anchorId="3ADD0386">
           <v:rect id="_x0000_i1026" style="width:0;height:1.5pt" o:hralign="center" o:hrstd="t" o:hr="t" fillcolor="#a0a0a0" stroked="f"/>
         </w:pict>
       </w:r>
@@ -312,6 +125,193 @@
           <w:b/>
           <w:bCs/>
         </w:rPr>
+        <w:t>Project Structure (Required)</w:t>
+      </w:r>
+    </w:p>
+    <w:p>
+      <w:r>
+        <w:t>project-root/</w:t>
+      </w:r>
+    </w:p>
+    <w:p>
+      <w:r>
+        <w:t>│</w:t>
+      </w:r>
+    </w:p>
+    <w:p>
+      <w:r>
+        <w:rPr>
+          <w:rFonts w:ascii="MS Gothic" w:eastAsia="MS Gothic" w:hAnsi="MS Gothic" w:cs="MS Gothic" w:hint="eastAsia"/>
+        </w:rPr>
+        <w:t>├</w:t>
+      </w:r>
+      <w:r>
+        <w:rPr>
+          <w:rFonts w:ascii="Aptos" w:hAnsi="Aptos" w:cs="Aptos"/>
+        </w:rPr>
+        <w:t>──</w:t>
+      </w:r>
+      <w:r>
+        <w:t xml:space="preserve"> </w:t>
+      </w:r>
+      <w:proofErr w:type="spellStart"/>
+      <w:r>
+        <w:t>api</w:t>
+      </w:r>
+      <w:proofErr w:type="spellEnd"/>
+      <w:r>
+        <w:t>/</w:t>
+      </w:r>
+    </w:p>
+    <w:p>
+      <w:r>
+        <w:rPr>
+          <w:rFonts w:ascii="MS Gothic" w:eastAsia="MS Gothic" w:hAnsi="MS Gothic" w:cs="MS Gothic" w:hint="eastAsia"/>
+        </w:rPr>
+        <w:t>├</w:t>
+      </w:r>
+      <w:r>
+        <w:rPr>
+          <w:rFonts w:ascii="Aptos" w:hAnsi="Aptos" w:cs="Aptos"/>
+        </w:rPr>
+        <w:t>──</w:t>
+      </w:r>
+      <w:r>
+        <w:t xml:space="preserve"> config/</w:t>
+      </w:r>
+    </w:p>
+    <w:p>
+      <w:r>
+        <w:rPr>
+          <w:rFonts w:ascii="MS Gothic" w:eastAsia="MS Gothic" w:hAnsi="MS Gothic" w:cs="MS Gothic" w:hint="eastAsia"/>
+        </w:rPr>
+        <w:t>├</w:t>
+      </w:r>
+      <w:r>
+        <w:rPr>
+          <w:rFonts w:ascii="Aptos" w:hAnsi="Aptos" w:cs="Aptos"/>
+        </w:rPr>
+        <w:t>──</w:t>
+      </w:r>
+      <w:r>
+        <w:t xml:space="preserve"> model/</w:t>
+      </w:r>
+    </w:p>
+    <w:p>
+      <w:r>
+        <w:t>│</w:t>
+      </w:r>
+    </w:p>
+    <w:p>
+      <w:r>
+        <w:rPr>
+          <w:rFonts w:ascii="MS Gothic" w:eastAsia="MS Gothic" w:hAnsi="MS Gothic" w:cs="MS Gothic" w:hint="eastAsia"/>
+        </w:rPr>
+        <w:t>├</w:t>
+      </w:r>
+      <w:r>
+        <w:rPr>
+          <w:rFonts w:ascii="Aptos" w:hAnsi="Aptos" w:cs="Aptos"/>
+        </w:rPr>
+        <w:t>──</w:t>
+      </w:r>
+      <w:r>
+        <w:t xml:space="preserve"> main.py</w:t>
+      </w:r>
+    </w:p>
+    <w:p>
+      <w:r>
+        <w:rPr>
+          <w:rFonts w:ascii="MS Gothic" w:eastAsia="MS Gothic" w:hAnsi="MS Gothic" w:cs="MS Gothic" w:hint="eastAsia"/>
+        </w:rPr>
+        <w:t>├</w:t>
+      </w:r>
+      <w:r>
+        <w:rPr>
+          <w:rFonts w:ascii="Aptos" w:hAnsi="Aptos" w:cs="Aptos"/>
+        </w:rPr>
+        <w:t>──</w:t>
+      </w:r>
+      <w:r>
+        <w:t xml:space="preserve"> requirements.txt</w:t>
+      </w:r>
+    </w:p>
+    <w:p>
+      <w:r>
+        <w:rPr>
+          <w:rFonts w:ascii="MS Gothic" w:eastAsia="MS Gothic" w:hAnsi="MS Gothic" w:cs="MS Gothic" w:hint="eastAsia"/>
+        </w:rPr>
+        <w:t>├</w:t>
+      </w:r>
+      <w:r>
+        <w:rPr>
+          <w:rFonts w:ascii="Aptos" w:hAnsi="Aptos" w:cs="Aptos"/>
+        </w:rPr>
+        <w:t>──</w:t>
+      </w:r>
+      <w:r>
+        <w:t xml:space="preserve"> </w:t>
+      </w:r>
+      <w:proofErr w:type="spellStart"/>
+      <w:r>
+        <w:t>Dockerfile</w:t>
+      </w:r>
+      <w:proofErr w:type="spellEnd"/>
+    </w:p>
+    <w:p>
+      <w:r>
+        <w:rPr>
+          <w:rFonts w:ascii="MS Gothic" w:eastAsia="MS Gothic" w:hAnsi="MS Gothic" w:cs="MS Gothic" w:hint="eastAsia"/>
+        </w:rPr>
+        <w:t>├</w:t>
+      </w:r>
+      <w:r>
+        <w:rPr>
+          <w:rFonts w:ascii="Aptos" w:hAnsi="Aptos" w:cs="Aptos"/>
+        </w:rPr>
+        <w:t>─</w:t>
+      </w:r>
+      <w:proofErr w:type="gramStart"/>
+      <w:r>
+        <w:rPr>
+          <w:rFonts w:ascii="Aptos" w:hAnsi="Aptos" w:cs="Aptos"/>
+        </w:rPr>
+        <w:t>─</w:t>
+      </w:r>
+      <w:r>
+        <w:t xml:space="preserve"> .</w:t>
+      </w:r>
+      <w:proofErr w:type="spellStart"/>
+      <w:r>
+        <w:t>dockerignore</w:t>
+      </w:r>
+      <w:proofErr w:type="spellEnd"/>
+      <w:proofErr w:type="gramEnd"/>
+    </w:p>
+    <w:p>
+      <w:r>
+        <w:t>└── README.md</w:t>
+      </w:r>
+    </w:p>
+    <w:p>
+      <w:r>
+        <w:pict w14:anchorId="3ADD0386">
+          <v:rect id="_x0000_i1027" style="width:0;height:1.5pt" o:hralign="center" o:hrstd="t" o:hr="t" fillcolor="#a0a0a0" stroked="f"/>
+        </w:pict>
+      </w:r>
+    </w:p>
+    <w:p>
+      <w:pPr>
+        <w:rPr>
+          <w:b/>
+          <w:bCs/>
+        </w:rPr>
+      </w:pPr>
+      <w:r>
+        <w:rPr>
+          <w:b/>
+          <w:bCs/>
+        </w:rPr>
         <w:t xml:space="preserve">Step </w:t>
       </w:r>
       <w:r>
@@ -443,7 +443,7 @@
     <w:p>
       <w:r>
         <w:pict w14:anchorId="6C43A45D">
-          <v:rect id="_x0000_i1122" style="width:0;height:1.5pt" o:hralign="center" o:hrstd="t" o:hr="t" fillcolor="#a0a0a0" stroked="f"/>
+          <v:rect id="_x0000_i1028" style="width:0;height:1.5pt" o:hralign="center" o:hrstd="t" o:hr="t" fillcolor="#a0a0a0" stroked="f"/>
         </w:pict>
       </w:r>
     </w:p>
@@ -486,27 +486,204 @@
       </w:r>
     </w:p>
     <w:p>
-      <w:r>
-        <w:t xml:space="preserve">pip install -U </w:t>
+      <w:pPr>
+        <w:tabs>
+          <w:tab w:val="left" w:pos="3314"/>
+        </w:tabs>
+      </w:pPr>
+      <w:r>
+        <w:t>(.</w:t>
+      </w:r>
+      <w:proofErr w:type="spellStart"/>
+      <w:r>
+        <w:t>venv</w:t>
+      </w:r>
+      <w:proofErr w:type="spellEnd"/>
+      <w:r>
+        <w:t xml:space="preserve">) D:\rutusoft\energy-tariff-calculation-engine-service&gt;pip install -U </w:t>
       </w:r>
       <w:proofErr w:type="spellStart"/>
       <w:r>
         <w:t>nuitka</w:t>
       </w:r>
       <w:proofErr w:type="spellEnd"/>
-      <w:r>
-        <w:t xml:space="preserve"> </w:t>
-      </w:r>
-      <w:proofErr w:type="spellStart"/>
-      <w:r>
-        <w:t>patchelf</w:t>
-      </w:r>
-      <w:proofErr w:type="spellEnd"/>
+    </w:p>
+    <w:p>
+      <w:pPr>
+        <w:tabs>
+          <w:tab w:val="left" w:pos="3314"/>
+        </w:tabs>
+      </w:pPr>
+      <w:r>
+        <w:t>(.</w:t>
+      </w:r>
+      <w:proofErr w:type="spellStart"/>
+      <w:r>
+        <w:t>venv</w:t>
+      </w:r>
+      <w:proofErr w:type="spellEnd"/>
+      <w:r>
+        <w:t xml:space="preserve">) D:\rutusoft\energy-tariff-calculation-engine-service&gt;pip install -U </w:t>
+      </w:r>
+      <w:proofErr w:type="spellStart"/>
+      <w:r>
+        <w:t>nuitka</w:t>
+      </w:r>
+      <w:proofErr w:type="spellEnd"/>
+    </w:p>
+    <w:p>
+      <w:pPr>
+        <w:tabs>
+          <w:tab w:val="left" w:pos="3314"/>
+        </w:tabs>
+      </w:pPr>
+      <w:r>
+        <w:t xml:space="preserve">Collecting </w:t>
+      </w:r>
+      <w:proofErr w:type="spellStart"/>
+      <w:r>
+        <w:t>nuitka</w:t>
+      </w:r>
+      <w:proofErr w:type="spellEnd"/>
+    </w:p>
+    <w:p>
+      <w:pPr>
+        <w:tabs>
+          <w:tab w:val="left" w:pos="3314"/>
+        </w:tabs>
+      </w:pPr>
+    </w:p>
+    <w:p>
+      <w:pPr>
+        <w:tabs>
+          <w:tab w:val="left" w:pos="3314"/>
+        </w:tabs>
+      </w:pPr>
+      <w:r>
+        <w:t xml:space="preserve">  Using cached nuitka-2.8.10-cp313-cp313-win_amd64.whl</w:t>
+      </w:r>
+    </w:p>
+    <w:p>
+      <w:pPr>
+        <w:tabs>
+          <w:tab w:val="left" w:pos="3314"/>
+        </w:tabs>
+      </w:pPr>
+      <w:r>
+        <w:t xml:space="preserve">Collecting ordered-set&gt;=4.1.0 (from </w:t>
+      </w:r>
+      <w:proofErr w:type="spellStart"/>
+      <w:r>
+        <w:t>nuitka</w:t>
+      </w:r>
+      <w:proofErr w:type="spellEnd"/>
+      <w:r>
+        <w:t>)</w:t>
+      </w:r>
+    </w:p>
+    <w:p>
+      <w:pPr>
+        <w:tabs>
+          <w:tab w:val="left" w:pos="3314"/>
+        </w:tabs>
+      </w:pPr>
+      <w:r>
+        <w:t xml:space="preserve">  Using cached ordered_set-4.1.0-py3-none-any.whl.metadata (5.3 kB)</w:t>
+      </w:r>
+    </w:p>
+    <w:p>
+      <w:pPr>
+        <w:tabs>
+          <w:tab w:val="left" w:pos="3314"/>
+        </w:tabs>
+      </w:pPr>
+      <w:r>
+        <w:t xml:space="preserve">Collecting </w:t>
+      </w:r>
+      <w:proofErr w:type="spellStart"/>
+      <w:r>
+        <w:t>zstandard</w:t>
+      </w:r>
+      <w:proofErr w:type="spellEnd"/>
+      <w:r>
+        <w:t xml:space="preserve">&gt;=0.15 (from </w:t>
+      </w:r>
+      <w:proofErr w:type="spellStart"/>
+      <w:r>
+        <w:t>nuitka</w:t>
+      </w:r>
+      <w:proofErr w:type="spellEnd"/>
+      <w:r>
+        <w:t>)</w:t>
+      </w:r>
+    </w:p>
+    <w:p>
+      <w:pPr>
+        <w:tabs>
+          <w:tab w:val="left" w:pos="3314"/>
+        </w:tabs>
+      </w:pPr>
+      <w:r>
+        <w:t xml:space="preserve">  Using cached zstandard-0.25.0-cp313-cp313-win_amd64.whl.metadata (3.3 kB)</w:t>
+      </w:r>
+    </w:p>
+    <w:p>
+      <w:pPr>
+        <w:tabs>
+          <w:tab w:val="left" w:pos="3314"/>
+        </w:tabs>
+      </w:pPr>
+      <w:r>
+        <w:t>Using cached ordered_set-4.1.0-py3-none-any.whl (7.6 kB)</w:t>
+      </w:r>
+    </w:p>
+    <w:p>
+      <w:pPr>
+        <w:tabs>
+          <w:tab w:val="left" w:pos="3314"/>
+        </w:tabs>
+      </w:pPr>
+      <w:r>
+        <w:t>Using cached zstandard-0.25.0-cp313-cp313-win_amd64.whl (506 kB)</w:t>
+      </w:r>
+    </w:p>
+    <w:p>
+      <w:pPr>
+        <w:tabs>
+          <w:tab w:val="left" w:pos="3314"/>
+        </w:tabs>
+      </w:pPr>
+      <w:r>
+        <w:t xml:space="preserve">Installing collected packages: </w:t>
+      </w:r>
+      <w:proofErr w:type="spellStart"/>
+      <w:r>
+        <w:t>zstandard</w:t>
+      </w:r>
+      <w:proofErr w:type="spellEnd"/>
+      <w:r>
+        <w:t xml:space="preserve">, ordered-set, </w:t>
+      </w:r>
+      <w:proofErr w:type="spellStart"/>
+      <w:r>
+        <w:t>nuitka</w:t>
+      </w:r>
+      <w:proofErr w:type="spellEnd"/>
+    </w:p>
+    <w:p>
+      <w:pPr>
+        <w:tabs>
+          <w:tab w:val="left" w:pos="3314"/>
+        </w:tabs>
+      </w:pPr>
+      <w:r>
+        <w:t>Successfully installed nuitka-2.8.10 ordered-set-4.1.0 zstandard-0.25.0</w:t>
+      </w:r>
     </w:p>
     <w:p>
       <w:r>
         <w:pict w14:anchorId="7A057E24">
-          <v:rect id="_x0000_i1123" style="width:0;height:1.5pt" o:hralign="center" o:hrstd="t" o:hr="t" fillcolor="#a0a0a0" stroked="f"/>
+          <v:rect id="_x0000_i1029" style="width:0;height:1.5pt" o:hralign="center" o:hrstd="t" o:hr="t" fillcolor="#a0a0a0" stroked="f"/>
         </w:pict>
       </w:r>
     </w:p>
@@ -602,6 +779,7 @@
         </w:numPr>
       </w:pPr>
       <w:r>
+        <w:lastRenderedPageBreak/>
         <w:t>Required shared libraries</w:t>
       </w:r>
     </w:p>
@@ -668,42 +846,398 @@
       </w:r>
     </w:p>
     <w:p>
-      <w:pPr>
-        <w:rPr>
-          <w:b/>
-          <w:bCs/>
-        </w:rPr>
-      </w:pPr>
-    </w:p>
-    <w:p>
-      <w:pPr>
-        <w:rPr>
-          <w:b/>
-          <w:bCs/>
-        </w:rPr>
-      </w:pPr>
-    </w:p>
-    <w:p>
-      <w:pPr>
-        <w:rPr>
-          <w:b/>
-          <w:bCs/>
-        </w:rPr>
-      </w:pPr>
-    </w:p>
-    <w:p>
-      <w:pPr>
-        <w:rPr>
-          <w:b/>
-          <w:bCs/>
-        </w:rPr>
-      </w:pPr>
-      <w:r>
-        <w:rPr>
-          <w:b/>
-          <w:bCs/>
-        </w:rPr>
+      <w:r>
+        <w:t>(.</w:t>
+      </w:r>
+      <w:proofErr w:type="spellStart"/>
+      <w:r>
+        <w:t>venv</w:t>
+      </w:r>
+      <w:proofErr w:type="spellEnd"/>
+      <w:r>
+        <w:t xml:space="preserve">) D:\rutusoft\energy-tariff-calculation-engine-service&gt;python -m </w:t>
+      </w:r>
+      <w:proofErr w:type="spellStart"/>
+      <w:r>
+        <w:t>nuitka</w:t>
+      </w:r>
+      <w:proofErr w:type="spellEnd"/>
+      <w:r>
+        <w:t xml:space="preserve"> --mode=standalone --assume-yes-for-downloads --output-</w:t>
+      </w:r>
+      <w:proofErr w:type="spellStart"/>
+      <w:r>
+        <w:t>dir</w:t>
+      </w:r>
+      <w:proofErr w:type="spellEnd"/>
+      <w:r>
+        <w:t>=build main.py</w:t>
+      </w:r>
+    </w:p>
+    <w:p>
+      <w:proofErr w:type="spellStart"/>
+      <w:r>
+        <w:t>Nuitka</w:t>
+      </w:r>
+      <w:proofErr w:type="spellEnd"/>
+      <w:r>
+        <w:t>-Options: Used command line options:</w:t>
+      </w:r>
+    </w:p>
+    <w:p>
+      <w:proofErr w:type="spellStart"/>
+      <w:r>
+        <w:t>Nuitka</w:t>
+      </w:r>
+      <w:proofErr w:type="spellEnd"/>
+      <w:r>
+        <w:t>-Options:   --mode=standalone --assume-yes-for-downloads --output-</w:t>
+      </w:r>
+      <w:proofErr w:type="spellStart"/>
+      <w:r>
+        <w:t>dir</w:t>
+      </w:r>
+      <w:proofErr w:type="spellEnd"/>
+      <w:r>
+        <w:t>=build main.py</w:t>
+      </w:r>
+    </w:p>
+    <w:p>
+      <w:proofErr w:type="spellStart"/>
+      <w:r>
+        <w:t>Nuitka</w:t>
+      </w:r>
+      <w:proofErr w:type="spellEnd"/>
+      <w:r>
+        <w:t>: Starting Python compilation with:</w:t>
+      </w:r>
+    </w:p>
+    <w:p>
+      <w:proofErr w:type="spellStart"/>
+      <w:r>
+        <w:t>Nuitka</w:t>
+      </w:r>
+      <w:proofErr w:type="spellEnd"/>
+      <w:r>
+        <w:t>:   Version '2.8.10' on Python 3.13 (</w:t>
+      </w:r>
+      <w:proofErr w:type="spellStart"/>
+      <w:r>
+        <w:t>flavor</w:t>
+      </w:r>
+      <w:proofErr w:type="spellEnd"/>
+      <w:r>
+        <w:t xml:space="preserve"> '</w:t>
+      </w:r>
+      <w:proofErr w:type="spellStart"/>
+      <w:r>
+        <w:t>CPython</w:t>
+      </w:r>
+      <w:proofErr w:type="spellEnd"/>
+      <w:r>
+        <w:t xml:space="preserve"> Official') commercial grade 'not installed'.</w:t>
+      </w:r>
+    </w:p>
+    <w:p>
+      <w:proofErr w:type="spellStart"/>
+      <w:r>
+        <w:t>Nuitka</w:t>
+      </w:r>
+      <w:proofErr w:type="spellEnd"/>
+      <w:r>
+        <w:t>: Completed Python level compilation and optimization.</w:t>
+      </w:r>
+    </w:p>
+    <w:p>
+      <w:proofErr w:type="spellStart"/>
+      <w:r>
+        <w:t>Nuitka</w:t>
+      </w:r>
+      <w:proofErr w:type="spellEnd"/>
+      <w:r>
+        <w:t>: Generating source code for C backend compiler.</w:t>
+      </w:r>
+    </w:p>
+    <w:p>
+      <w:proofErr w:type="spellStart"/>
+      <w:r>
+        <w:t>Nuitka</w:t>
+      </w:r>
+      <w:proofErr w:type="spellEnd"/>
+      <w:r>
+        <w:t>: Running data composer tool for optimal constant value handling.</w:t>
+      </w:r>
+    </w:p>
+    <w:p>
+      <w:proofErr w:type="spellStart"/>
+      <w:r>
+        <w:t>Nuitka</w:t>
+      </w:r>
+      <w:proofErr w:type="spellEnd"/>
+      <w:r>
+        <w:t xml:space="preserve">: Running C compilation via </w:t>
+      </w:r>
+      <w:proofErr w:type="spellStart"/>
+      <w:r>
+        <w:t>Scons</w:t>
+      </w:r>
+      <w:proofErr w:type="spellEnd"/>
+      <w:r>
+        <w:t>.</w:t>
+      </w:r>
+    </w:p>
+    <w:p>
+      <w:proofErr w:type="spellStart"/>
+      <w:r>
+        <w:t>Nuitka-Scons</w:t>
+      </w:r>
+      <w:proofErr w:type="spellEnd"/>
+      <w:r>
+        <w:t>: Backend C compiler: cl (cl 14.3).</w:t>
+      </w:r>
+    </w:p>
+    <w:p>
+      <w:proofErr w:type="spellStart"/>
+      <w:r>
+        <w:t>Nuitka-Scons</w:t>
+      </w:r>
+      <w:proofErr w:type="spellEnd"/>
+      <w:r>
+        <w:t>: Backend C linking with 16 files (no progress information available for this stage).</w:t>
+      </w:r>
+    </w:p>
+    <w:p>
+      <w:proofErr w:type="spellStart"/>
+      <w:r>
+        <w:t>Nuitka-Scons</w:t>
+      </w:r>
+      <w:proofErr w:type="spellEnd"/>
+      <w:r>
+        <w:t xml:space="preserve">: Compiled 16 C files using </w:t>
+      </w:r>
+      <w:proofErr w:type="spellStart"/>
+      <w:r>
+        <w:t>clcache</w:t>
+      </w:r>
+      <w:proofErr w:type="spellEnd"/>
+      <w:r>
+        <w:t xml:space="preserve"> with 0 cache hits and 16 cache misses.</w:t>
+      </w:r>
+    </w:p>
+    <w:p>
+      <w:proofErr w:type="spellStart"/>
+      <w:r>
+        <w:t>Nuitka</w:t>
+      </w:r>
+      <w:proofErr w:type="spellEnd"/>
+      <w:r>
+        <w:t>: Downloading 'https://dependencywalker.com/depends22_x64.zip'.</w:t>
+      </w:r>
+    </w:p>
+    <w:p>
+      <w:r>
+        <w:t>Detecting used DLLs:   5.9%|</w:t>
+      </w:r>
+      <w:r>
+        <w:rPr>
+          <w:rFonts w:ascii="Arial" w:hAnsi="Arial" w:cs="Arial"/>
+        </w:rPr>
+        <w:t>█</w:t>
+      </w:r>
+      <w:r>
+        <w:rPr>
+          <w:rFonts w:ascii="Segoe UI Symbol" w:hAnsi="Segoe UI Symbol" w:cs="Segoe UI Symbol"/>
+        </w:rPr>
+        <w:t>▍</w:t>
+      </w:r>
+      <w:r>
+        <w:t xml:space="preserve">                       | 1/17 DLLs - main.exe</w:t>
+      </w:r>
+    </w:p>
+    <w:p>
+      <w:r>
+        <w:t>Download dependency walker 0.0%|                         | 0/?</w:t>
+      </w:r>
+    </w:p>
+    <w:p>
+      <w:r>
         <w:lastRenderedPageBreak/>
+        <w:t>Download dependency walker 0.0%|                         | 0/468618</w:t>
+      </w:r>
+    </w:p>
+    <w:p>
+      <w:r>
+        <w:t>Download dependency walker 3.5%|</w:t>
+      </w:r>
+      <w:r>
+        <w:rPr>
+          <w:rFonts w:ascii="Segoe UI Symbol" w:hAnsi="Segoe UI Symbol" w:cs="Segoe UI Symbol"/>
+        </w:rPr>
+        <w:t>▊</w:t>
+      </w:r>
+      <w:r>
+        <w:t xml:space="preserve">                        | 16384/468618</w:t>
+      </w:r>
+    </w:p>
+    <w:p>
+      <w:r>
+        <w:t>Download dependency walker 10.5%|</w:t>
+      </w:r>
+      <w:r>
+        <w:rPr>
+          <w:rFonts w:ascii="Arial" w:hAnsi="Arial" w:cs="Arial"/>
+        </w:rPr>
+        <w:t>██▌</w:t>
+      </w:r>
+      <w:r>
+        <w:t xml:space="preserve">                      | 49152/468618</w:t>
+      </w:r>
+    </w:p>
+    <w:p>
+      <w:r>
+        <w:t>Download dependency walker 24.5%|</w:t>
+      </w:r>
+      <w:r>
+        <w:rPr>
+          <w:rFonts w:ascii="Arial" w:hAnsi="Arial" w:cs="Arial"/>
+        </w:rPr>
+        <w:t>██████</w:t>
+      </w:r>
+      <w:r>
+        <w:t xml:space="preserve">                   | 114688/468618</w:t>
+      </w:r>
+    </w:p>
+    <w:p>
+      <w:r>
+        <w:t>Download dependency walker 43.7%|</w:t>
+      </w:r>
+      <w:r>
+        <w:rPr>
+          <w:rFonts w:ascii="Arial" w:hAnsi="Arial" w:cs="Arial"/>
+        </w:rPr>
+        <w:t>██████████</w:t>
+      </w:r>
+      <w:r>
+        <w:rPr>
+          <w:rFonts w:ascii="Segoe UI Symbol" w:hAnsi="Segoe UI Symbol" w:cs="Segoe UI Symbol"/>
+        </w:rPr>
+        <w:t>▉</w:t>
+      </w:r>
+      <w:r>
+        <w:t xml:space="preserve">              | 204800/468618</w:t>
+      </w:r>
+    </w:p>
+    <w:p>
+      <w:r>
+        <w:t>Download dependency walker 61.2%|</w:t>
+      </w:r>
+      <w:r>
+        <w:rPr>
+          <w:rFonts w:ascii="Arial" w:hAnsi="Arial" w:cs="Arial"/>
+        </w:rPr>
+        <w:t>███████████████</w:t>
+      </w:r>
+      <w:r>
+        <w:rPr>
+          <w:rFonts w:ascii="Segoe UI Symbol" w:hAnsi="Segoe UI Symbol" w:cs="Segoe UI Symbol"/>
+        </w:rPr>
+        <w:t>▎</w:t>
+      </w:r>
+      <w:r>
+        <w:t xml:space="preserve">         | 286720/468618</w:t>
+      </w:r>
+    </w:p>
+    <w:p>
+      <w:r>
+        <w:t>Download dependency walker 89.2%|</w:t>
+      </w:r>
+      <w:r>
+        <w:rPr>
+          <w:rFonts w:ascii="Arial" w:hAnsi="Arial" w:cs="Arial"/>
+        </w:rPr>
+        <w:t>██████████████████████</w:t>
+      </w:r>
+      <w:proofErr w:type="gramStart"/>
+      <w:r>
+        <w:rPr>
+          <w:rFonts w:ascii="Segoe UI Symbol" w:hAnsi="Segoe UI Symbol" w:cs="Segoe UI Symbol"/>
+        </w:rPr>
+        <w:t>▎</w:t>
+      </w:r>
+      <w:r>
+        <w:t xml:space="preserve">  |</w:t>
+      </w:r>
+      <w:proofErr w:type="gramEnd"/>
+      <w:r>
+        <w:t xml:space="preserve"> 417792/468618</w:t>
+      </w:r>
+    </w:p>
+    <w:p>
+      <w:proofErr w:type="spellStart"/>
+      <w:r>
+        <w:t>Nuitka</w:t>
+      </w:r>
+      <w:proofErr w:type="spellEnd"/>
+      <w:r>
+        <w:t>: Extracting to 'C:\Users\SUMITB~1\AppData\Local\Nuitka\Nuitka\Cache\DOWNLO~1\depends\x86_64\depends.exe'</w:t>
+      </w:r>
+    </w:p>
+    <w:p>
+      <w:proofErr w:type="spellStart"/>
+      <w:r>
+        <w:t>Nuitka</w:t>
+      </w:r>
+      <w:proofErr w:type="spellEnd"/>
+      <w:r>
+        <w:t>: Keeping build directory 'build\</w:t>
+      </w:r>
+      <w:proofErr w:type="spellStart"/>
+      <w:r>
+        <w:t>main.build</w:t>
+      </w:r>
+      <w:proofErr w:type="spellEnd"/>
+      <w:r>
+        <w:t>'.</w:t>
+      </w:r>
+    </w:p>
+    <w:p>
+      <w:proofErr w:type="spellStart"/>
+      <w:r>
+        <w:t>Nuitka</w:t>
+      </w:r>
+      <w:proofErr w:type="spellEnd"/>
+      <w:r>
+        <w:t>: Successfully created 'D:\rutusoft\energy-tariff-calculation-engine-service\build\main.dist\main.exe'.</w:t>
+      </w:r>
+    </w:p>
+    <w:p>
+      <w:pPr>
+        <w:rPr>
+          <w:b/>
+          <w:bCs/>
+        </w:rPr>
+      </w:pPr>
+    </w:p>
+    <w:p>
+      <w:pPr>
+        <w:rPr>
+          <w:b/>
+          <w:bCs/>
+        </w:rPr>
+      </w:pPr>
+    </w:p>
+    <w:p>
+      <w:pPr>
+        <w:rPr>
+          <w:b/>
+          <w:bCs/>
+        </w:rPr>
+      </w:pPr>
+      <w:r>
+        <w:rPr>
+          <w:b/>
+          <w:bCs/>
+        </w:rPr>
         <w:t>Output Structure</w:t>
       </w:r>
     </w:p>
@@ -798,7 +1332,7 @@
     <w:p>
       <w:r>
         <w:pict w14:anchorId="3FC51CBF">
-          <v:rect id="_x0000_i1124" style="width:0;height:1.5pt" o:hralign="center" o:hrstd="t" o:hr="t" fillcolor="#a0a0a0" stroked="f"/>
+          <v:rect id="_x0000_i1030" style="width:0;height:1.5pt" o:hralign="center" o:hrstd="t" o:hr="t" fillcolor="#a0a0a0" stroked="f"/>
         </w:pict>
       </w:r>
     </w:p>
@@ -814,7 +1348,21 @@
           <w:b/>
           <w:bCs/>
         </w:rPr>
-        <w:t xml:space="preserve">Step 4: (Optional) </w:t>
+        <w:t>Step 4: (Optional</w:t>
+      </w:r>
+      <w:r>
+        <w:rPr>
+          <w:b/>
+          <w:bCs/>
+        </w:rPr>
+        <w:t xml:space="preserve"> Skip this step</w:t>
+      </w:r>
+      <w:r>
+        <w:rPr>
+          <w:b/>
+          <w:bCs/>
+        </w:rPr>
+        <w:t xml:space="preserve">) </w:t>
       </w:r>
       <w:proofErr w:type="spellStart"/>
       <w:r>
@@ -858,6 +1406,7 @@
         <w:rPr>
           <w:rFonts w:ascii="Segoe UI Emoji" w:hAnsi="Segoe UI Emoji" w:cs="Segoe UI Emoji"/>
         </w:rPr>
+        <w:lastRenderedPageBreak/>
         <w:t>⚠️</w:t>
       </w:r>
       <w:r>
@@ -918,6 +1467,410 @@
         <w:t xml:space="preserve">  app/main.py</w:t>
       </w:r>
     </w:p>
+    <w:p/>
+    <w:p>
+      <w:r>
+        <w:t>(.</w:t>
+      </w:r>
+      <w:proofErr w:type="spellStart"/>
+      <w:r>
+        <w:t>venv</w:t>
+      </w:r>
+      <w:proofErr w:type="spellEnd"/>
+      <w:r>
+        <w:t xml:space="preserve">) D:\rutusoft\energy-tariff-calculation-engine-service&gt;python -m </w:t>
+      </w:r>
+      <w:proofErr w:type="spellStart"/>
+      <w:r>
+        <w:t>nuitka</w:t>
+      </w:r>
+      <w:proofErr w:type="spellEnd"/>
+      <w:r>
+        <w:t xml:space="preserve"> --mode=</w:t>
+      </w:r>
+      <w:proofErr w:type="spellStart"/>
+      <w:r>
+        <w:t>onefile</w:t>
+      </w:r>
+      <w:proofErr w:type="spellEnd"/>
+      <w:r>
+        <w:t xml:space="preserve"> --assume-yes-for-downloads --output-</w:t>
+      </w:r>
+      <w:proofErr w:type="spellStart"/>
+      <w:r>
+        <w:t>dir</w:t>
+      </w:r>
+      <w:proofErr w:type="spellEnd"/>
+      <w:r>
+        <w:t>=build main.py</w:t>
+      </w:r>
+    </w:p>
+    <w:p>
+      <w:proofErr w:type="spellStart"/>
+      <w:r>
+        <w:t>Nuitka</w:t>
+      </w:r>
+      <w:proofErr w:type="spellEnd"/>
+      <w:r>
+        <w:t>-Options: Used command line options:</w:t>
+      </w:r>
+    </w:p>
+    <w:p>
+      <w:proofErr w:type="spellStart"/>
+      <w:r>
+        <w:t>Nuitka</w:t>
+      </w:r>
+      <w:proofErr w:type="spellEnd"/>
+      <w:r>
+        <w:t>-Options:   --mode=</w:t>
+      </w:r>
+      <w:proofErr w:type="spellStart"/>
+      <w:r>
+        <w:t>onefile</w:t>
+      </w:r>
+      <w:proofErr w:type="spellEnd"/>
+      <w:r>
+        <w:t xml:space="preserve"> --assume-yes-for-downloads --output-</w:t>
+      </w:r>
+      <w:proofErr w:type="spellStart"/>
+      <w:r>
+        <w:t>dir</w:t>
+      </w:r>
+      <w:proofErr w:type="spellEnd"/>
+      <w:r>
+        <w:t>=build main.py</w:t>
+      </w:r>
+    </w:p>
+    <w:p>
+      <w:proofErr w:type="spellStart"/>
+      <w:r>
+        <w:t>Nuitka</w:t>
+      </w:r>
+      <w:proofErr w:type="spellEnd"/>
+      <w:r>
+        <w:t>: Starting Python compilation with:</w:t>
+      </w:r>
+    </w:p>
+    <w:p>
+      <w:proofErr w:type="spellStart"/>
+      <w:r>
+        <w:t>Nuitka</w:t>
+      </w:r>
+      <w:proofErr w:type="spellEnd"/>
+      <w:r>
+        <w:t>:   Version '2.8.10' on Python 3.13 (</w:t>
+      </w:r>
+      <w:proofErr w:type="spellStart"/>
+      <w:r>
+        <w:t>flavor</w:t>
+      </w:r>
+      <w:proofErr w:type="spellEnd"/>
+      <w:r>
+        <w:t xml:space="preserve"> '</w:t>
+      </w:r>
+      <w:proofErr w:type="spellStart"/>
+      <w:r>
+        <w:t>CPython</w:t>
+      </w:r>
+      <w:proofErr w:type="spellEnd"/>
+      <w:r>
+        <w:t xml:space="preserve"> Official') commercial grade 'not installed'.</w:t>
+      </w:r>
+    </w:p>
+    <w:p>
+      <w:proofErr w:type="spellStart"/>
+      <w:r>
+        <w:t>Nuitka</w:t>
+      </w:r>
+      <w:proofErr w:type="spellEnd"/>
+      <w:r>
+        <w:t>: Completed Python level compilation and optimization.</w:t>
+      </w:r>
+    </w:p>
+    <w:p>
+      <w:proofErr w:type="spellStart"/>
+      <w:r>
+        <w:t>Nuitka</w:t>
+      </w:r>
+      <w:proofErr w:type="spellEnd"/>
+      <w:r>
+        <w:t>: Generating source code for C backend compiler.</w:t>
+      </w:r>
+    </w:p>
+    <w:p>
+      <w:proofErr w:type="spellStart"/>
+      <w:r>
+        <w:t>Nuitka</w:t>
+      </w:r>
+      <w:proofErr w:type="spellEnd"/>
+      <w:r>
+        <w:t>: Running data composer tool for optimal constant value handling.</w:t>
+      </w:r>
+    </w:p>
+    <w:p>
+      <w:proofErr w:type="spellStart"/>
+      <w:r>
+        <w:t>Nuitka</w:t>
+      </w:r>
+      <w:proofErr w:type="spellEnd"/>
+      <w:r>
+        <w:t xml:space="preserve">: Running C compilation via </w:t>
+      </w:r>
+      <w:proofErr w:type="spellStart"/>
+      <w:r>
+        <w:t>Scons</w:t>
+      </w:r>
+      <w:proofErr w:type="spellEnd"/>
+      <w:r>
+        <w:t>.</w:t>
+      </w:r>
+    </w:p>
+    <w:p>
+      <w:proofErr w:type="spellStart"/>
+      <w:r>
+        <w:t>Nuitka-Scons</w:t>
+      </w:r>
+      <w:proofErr w:type="spellEnd"/>
+      <w:r>
+        <w:t>: Backend C compiler: cl (cl 14.3).</w:t>
+      </w:r>
+    </w:p>
+    <w:p>
+      <w:proofErr w:type="spellStart"/>
+      <w:r>
+        <w:t>Nuitka-Scons</w:t>
+      </w:r>
+      <w:proofErr w:type="spellEnd"/>
+      <w:r>
+        <w:t>: Backend C linking with 16 files (no progress information available for this stage).</w:t>
+      </w:r>
+    </w:p>
+    <w:p>
+      <w:proofErr w:type="spellStart"/>
+      <w:r>
+        <w:t>Nuitka-Scons</w:t>
+      </w:r>
+      <w:proofErr w:type="spellEnd"/>
+      <w:r>
+        <w:t xml:space="preserve">: Compiled 16 C files using </w:t>
+      </w:r>
+      <w:proofErr w:type="spellStart"/>
+      <w:r>
+        <w:t>clcache</w:t>
+      </w:r>
+      <w:proofErr w:type="spellEnd"/>
+      <w:r>
+        <w:t xml:space="preserve"> with 0 cache hits and 16 cache misses.</w:t>
+      </w:r>
+    </w:p>
+    <w:p>
+      <w:proofErr w:type="spellStart"/>
+      <w:r>
+        <w:t>Nuitka-Onefile</w:t>
+      </w:r>
+      <w:proofErr w:type="spellEnd"/>
+      <w:r>
+        <w:t xml:space="preserve">: Creating single file from </w:t>
+      </w:r>
+      <w:proofErr w:type="spellStart"/>
+      <w:r>
+        <w:t>dist</w:t>
+      </w:r>
+      <w:proofErr w:type="spellEnd"/>
+      <w:r>
+        <w:t xml:space="preserve"> folder, this may take a while.</w:t>
+      </w:r>
+    </w:p>
+    <w:p>
+      <w:proofErr w:type="spellStart"/>
+      <w:r>
+        <w:t>Nuitka-Onefile</w:t>
+      </w:r>
+      <w:proofErr w:type="spellEnd"/>
+      <w:r>
+        <w:t xml:space="preserve">: Running bootstrap binary compilation via </w:t>
+      </w:r>
+      <w:proofErr w:type="spellStart"/>
+      <w:r>
+        <w:t>Scons</w:t>
+      </w:r>
+      <w:proofErr w:type="spellEnd"/>
+      <w:r>
+        <w:t>.</w:t>
+      </w:r>
+    </w:p>
+    <w:p>
+      <w:proofErr w:type="spellStart"/>
+      <w:r>
+        <w:t>Nuitka-Scons</w:t>
+      </w:r>
+      <w:proofErr w:type="spellEnd"/>
+      <w:r>
+        <w:t xml:space="preserve">: </w:t>
+      </w:r>
+      <w:proofErr w:type="spellStart"/>
+      <w:r>
+        <w:t>Onefile</w:t>
+      </w:r>
+      <w:proofErr w:type="spellEnd"/>
+      <w:r>
+        <w:t xml:space="preserve"> C compiler: cl (cl 14.3).</w:t>
+      </w:r>
+    </w:p>
+    <w:p>
+      <w:proofErr w:type="spellStart"/>
+      <w:r>
+        <w:t>Nuitka-Scons</w:t>
+      </w:r>
+      <w:proofErr w:type="spellEnd"/>
+      <w:r>
+        <w:t xml:space="preserve">: </w:t>
+      </w:r>
+      <w:proofErr w:type="spellStart"/>
+      <w:r>
+        <w:t>Onefile</w:t>
+      </w:r>
+      <w:proofErr w:type="spellEnd"/>
+      <w:r>
+        <w:t xml:space="preserve"> C linking.</w:t>
+      </w:r>
+    </w:p>
+    <w:p>
+      <w:proofErr w:type="spellStart"/>
+      <w:r>
+        <w:lastRenderedPageBreak/>
+        <w:t>Nuitka-Scons</w:t>
+      </w:r>
+      <w:proofErr w:type="spellEnd"/>
+      <w:r>
+        <w:t xml:space="preserve">: Compiled 1 C files using </w:t>
+      </w:r>
+      <w:proofErr w:type="spellStart"/>
+      <w:r>
+        <w:t>clcache</w:t>
+      </w:r>
+      <w:proofErr w:type="spellEnd"/>
+      <w:r>
+        <w:t xml:space="preserve"> with 0 cache hits and 1 cache misses.</w:t>
+      </w:r>
+    </w:p>
+    <w:p>
+      <w:proofErr w:type="spellStart"/>
+      <w:r>
+        <w:t>Nuitka-Onefile</w:t>
+      </w:r>
+      <w:proofErr w:type="spellEnd"/>
+      <w:r>
+        <w:t xml:space="preserve">: Using compression for </w:t>
+      </w:r>
+      <w:proofErr w:type="spellStart"/>
+      <w:r>
+        <w:t>onefile</w:t>
+      </w:r>
+      <w:proofErr w:type="spellEnd"/>
+      <w:r>
+        <w:t xml:space="preserve"> payload.</w:t>
+      </w:r>
+    </w:p>
+    <w:p>
+      <w:proofErr w:type="spellStart"/>
+      <w:r>
+        <w:t>Nuitka-Onefile</w:t>
+      </w:r>
+      <w:proofErr w:type="spellEnd"/>
+      <w:r>
+        <w:t xml:space="preserve">: </w:t>
+      </w:r>
+      <w:proofErr w:type="spellStart"/>
+      <w:r>
+        <w:t>Onefile</w:t>
+      </w:r>
+      <w:proofErr w:type="spellEnd"/>
+      <w:r>
+        <w:t xml:space="preserve"> payload compression ratio (30.65%) size 22435310 to 6875872.</w:t>
+      </w:r>
+    </w:p>
+    <w:p>
+      <w:proofErr w:type="spellStart"/>
+      <w:r>
+        <w:t>Nuitka-Onefile</w:t>
+      </w:r>
+      <w:proofErr w:type="spellEnd"/>
+      <w:r>
+        <w:t xml:space="preserve">: Keeping </w:t>
+      </w:r>
+      <w:proofErr w:type="spellStart"/>
+      <w:r>
+        <w:t>onefile</w:t>
+      </w:r>
+      <w:proofErr w:type="spellEnd"/>
+      <w:r>
+        <w:t xml:space="preserve"> build directory 'build\</w:t>
+      </w:r>
+      <w:proofErr w:type="spellStart"/>
+      <w:r>
+        <w:t>main.onefile</w:t>
+      </w:r>
+      <w:proofErr w:type="spellEnd"/>
+      <w:r>
+        <w:t>-build'.</w:t>
+      </w:r>
+    </w:p>
+    <w:p>
+      <w:proofErr w:type="spellStart"/>
+      <w:r>
+        <w:t>Nuitka</w:t>
+      </w:r>
+      <w:proofErr w:type="spellEnd"/>
+      <w:r>
+        <w:t xml:space="preserve">: Keeping </w:t>
+      </w:r>
+      <w:proofErr w:type="spellStart"/>
+      <w:r>
+        <w:t>dist</w:t>
+      </w:r>
+      <w:proofErr w:type="spellEnd"/>
+      <w:r>
+        <w:t xml:space="preserve"> folder 'build\</w:t>
+      </w:r>
+      <w:proofErr w:type="spellStart"/>
+      <w:r>
+        <w:t>main.dist</w:t>
+      </w:r>
+      <w:proofErr w:type="spellEnd"/>
+      <w:r>
+        <w:t>' for inspection, no need to use it.</w:t>
+      </w:r>
+    </w:p>
+    <w:p>
+      <w:proofErr w:type="spellStart"/>
+      <w:r>
+        <w:t>Nuitka</w:t>
+      </w:r>
+      <w:proofErr w:type="spellEnd"/>
+      <w:r>
+        <w:t>: Keeping build directory 'build\</w:t>
+      </w:r>
+      <w:proofErr w:type="spellStart"/>
+      <w:r>
+        <w:t>main.build</w:t>
+      </w:r>
+      <w:proofErr w:type="spellEnd"/>
+      <w:r>
+        <w:t>'.</w:t>
+      </w:r>
+    </w:p>
+    <w:p>
+      <w:proofErr w:type="spellStart"/>
+      <w:r>
+        <w:t>Nuitka</w:t>
+      </w:r>
+      <w:proofErr w:type="spellEnd"/>
+      <w:r>
+        <w:t>: Successfully created 'D:\rutusoft\energy-tariff-calculation-engine-service\build\main.exe'.</w:t>
+      </w:r>
+    </w:p>
+    <w:p/>
     <w:p>
       <w:pPr>
         <w:rPr>
@@ -962,7 +1915,7 @@
     <w:p>
       <w:r>
         <w:pict w14:anchorId="07EC93FF">
-          <v:rect id="_x0000_i1125" style="width:0;height:1.5pt" o:hralign="center" o:hrstd="t" o:hr="t" fillcolor="#a0a0a0" stroked="f"/>
+          <v:rect id="_x0000_i1031" style="width:0;height:1.5pt" o:hralign="center" o:hrstd="t" o:hr="t" fillcolor="#a0a0a0" stroked="f"/>
         </w:pict>
       </w:r>
     </w:p>
@@ -971,36 +1924,68 @@
         <w:rPr>
           <w:b/>
           <w:bCs/>
-        </w:rPr>
-      </w:pPr>
-      <w:r>
-        <w:rPr>
-          <w:b/>
-          <w:bCs/>
+          <w:color w:val="EE0000"/>
+        </w:rPr>
+      </w:pPr>
+      <w:r>
+        <w:rPr>
+          <w:b/>
+          <w:bCs/>
+          <w:color w:val="EE0000"/>
         </w:rPr>
         <w:t>Step 5: Validation of Binary</w:t>
       </w:r>
     </w:p>
     <w:p>
-      <w:r>
+      <w:pPr>
+        <w:rPr>
+          <w:color w:val="EE0000"/>
+        </w:rPr>
+      </w:pPr>
+      <w:r>
+        <w:rPr>
+          <w:color w:val="EE0000"/>
+        </w:rPr>
         <w:t>Before containerization, validate the binary locally:</w:t>
       </w:r>
     </w:p>
     <w:p>
-      <w:r>
+      <w:pPr>
+        <w:rPr>
+          <w:color w:val="EE0000"/>
+        </w:rPr>
+      </w:pPr>
+      <w:r>
+        <w:rPr>
+          <w:color w:val="EE0000"/>
+        </w:rPr>
         <w:t>./build/</w:t>
       </w:r>
       <w:proofErr w:type="spellStart"/>
       <w:r>
+        <w:rPr>
+          <w:color w:val="EE0000"/>
+        </w:rPr>
         <w:t>main.dist</w:t>
       </w:r>
       <w:proofErr w:type="spellEnd"/>
       <w:r>
+        <w:rPr>
+          <w:color w:val="EE0000"/>
+        </w:rPr>
         <w:t>/main</w:t>
       </w:r>
     </w:p>
     <w:p>
-      <w:r>
+      <w:pPr>
+        <w:rPr>
+          <w:color w:val="EE0000"/>
+        </w:rPr>
+      </w:pPr>
+      <w:r>
+        <w:rPr>
+          <w:color w:val="EE0000"/>
+        </w:rPr>
         <w:t>Verify:</w:t>
       </w:r>
     </w:p>
@@ -1010,9 +1995,14 @@
           <w:ilvl w:val="0"/>
           <w:numId w:val="29"/>
         </w:numPr>
-      </w:pPr>
-      <w:r>
-        <w:lastRenderedPageBreak/>
+        <w:rPr>
+          <w:color w:val="EE0000"/>
+        </w:rPr>
+      </w:pPr>
+      <w:r>
+        <w:rPr>
+          <w:color w:val="EE0000"/>
+        </w:rPr>
         <w:t>Application starts successfully</w:t>
       </w:r>
     </w:p>
@@ -1022,8 +2012,14 @@
           <w:ilvl w:val="0"/>
           <w:numId w:val="29"/>
         </w:numPr>
-      </w:pPr>
-      <w:r>
+        <w:rPr>
+          <w:color w:val="EE0000"/>
+        </w:rPr>
+      </w:pPr>
+      <w:r>
+        <w:rPr>
+          <w:color w:val="EE0000"/>
+        </w:rPr>
         <w:t>Swagger UI accessible</w:t>
       </w:r>
     </w:p>
@@ -1035,13 +2031,16 @@
         </w:numPr>
       </w:pPr>
       <w:r>
+        <w:rPr>
+          <w:color w:val="EE0000"/>
+        </w:rPr>
         <w:t>Health endpoints respond correctly</w:t>
       </w:r>
     </w:p>
     <w:p>
       <w:r>
         <w:pict w14:anchorId="0EC00A2F">
-          <v:rect id="_x0000_i1129" style="width:0;height:1.5pt" o:hralign="center" o:hrstd="t" o:hr="t" fillcolor="#a0a0a0" stroked="f"/>
+          <v:rect id="_x0000_i1032" style="width:0;height:1.5pt" o:hralign="center" o:hrstd="t" o:hr="t" fillcolor="#a0a0a0" stroked="f"/>
         </w:pict>
       </w:r>
     </w:p>
@@ -1057,473 +2056,388 @@
           <w:b/>
           <w:bCs/>
         </w:rPr>
-        <w:t>2.</w:t>
-      </w:r>
-      <w:r>
-        <w:rPr>
-          <w:b/>
-          <w:bCs/>
-        </w:rPr>
-        <w:t>Install Dependencies (Local)</w:t>
-      </w:r>
-    </w:p>
-    <w:p>
-      <w:r>
-        <w:t>pip install -U pip</w:t>
-      </w:r>
-    </w:p>
-    <w:p>
-      <w:r>
-        <w:t xml:space="preserve">pip install </w:t>
-      </w:r>
-      <w:proofErr w:type="spellStart"/>
-      <w:r>
+        <w:t>3.</w:t>
+      </w:r>
+      <w:r>
+        <w:rPr>
+          <w:b/>
+          <w:bCs/>
+        </w:rPr>
+        <w:t xml:space="preserve">Create </w:t>
+      </w:r>
+      <w:proofErr w:type="spellStart"/>
+      <w:r>
+        <w:rPr>
+          <w:b/>
+          <w:bCs/>
+        </w:rPr>
+        <w:t>FastAPI</w:t>
+      </w:r>
+      <w:proofErr w:type="spellEnd"/>
+      <w:r>
+        <w:rPr>
+          <w:b/>
+          <w:bCs/>
+        </w:rPr>
+        <w:t xml:space="preserve"> Entry Point (main.py)</w:t>
+      </w:r>
+    </w:p>
+    <w:p>
+      <w:pPr>
+        <w:rPr>
+          <w:color w:val="3A7C22" w:themeColor="accent6" w:themeShade="BF"/>
+        </w:rPr>
+      </w:pPr>
+      <w:r>
+        <w:rPr>
+          <w:color w:val="3A7C22" w:themeColor="accent6" w:themeShade="BF"/>
+        </w:rPr>
+        <w:t xml:space="preserve">from </w:t>
+      </w:r>
+      <w:proofErr w:type="spellStart"/>
+      <w:r>
+        <w:rPr>
+          <w:color w:val="3A7C22" w:themeColor="accent6" w:themeShade="BF"/>
+        </w:rPr>
         <w:t>fastapi</w:t>
       </w:r>
       <w:proofErr w:type="spellEnd"/>
       <w:r>
-        <w:t xml:space="preserve"> </w:t>
-      </w:r>
-      <w:proofErr w:type="spellStart"/>
-      <w:r>
+        <w:rPr>
+          <w:color w:val="3A7C22" w:themeColor="accent6" w:themeShade="BF"/>
+        </w:rPr>
+        <w:t xml:space="preserve"> import </w:t>
+      </w:r>
+      <w:proofErr w:type="spellStart"/>
+      <w:r>
+        <w:rPr>
+          <w:color w:val="3A7C22" w:themeColor="accent6" w:themeShade="BF"/>
+        </w:rPr>
+        <w:t>FastAPI</w:t>
+      </w:r>
+      <w:proofErr w:type="spellEnd"/>
+    </w:p>
+    <w:p>
+      <w:pPr>
+        <w:rPr>
+          <w:color w:val="3A7C22" w:themeColor="accent6" w:themeShade="BF"/>
+        </w:rPr>
+      </w:pPr>
+      <w:r>
+        <w:rPr>
+          <w:color w:val="3A7C22" w:themeColor="accent6" w:themeShade="BF"/>
+        </w:rPr>
+        <w:t xml:space="preserve">import </w:t>
+      </w:r>
+      <w:proofErr w:type="spellStart"/>
+      <w:r>
+        <w:rPr>
+          <w:color w:val="3A7C22" w:themeColor="accent6" w:themeShade="BF"/>
+        </w:rPr>
         <w:t>uvicorn</w:t>
       </w:r>
       <w:proofErr w:type="spellEnd"/>
-      <w:r>
-        <w:t>[standard]</w:t>
-      </w:r>
-    </w:p>
-    <w:p>
-      <w:r>
-        <w:t>pip install python-</w:t>
-      </w:r>
-      <w:proofErr w:type="spellStart"/>
-      <w:r>
-        <w:t>dotenv</w:t>
-      </w:r>
-      <w:proofErr w:type="spellEnd"/>
-      <w:r>
-        <w:t xml:space="preserve"> </w:t>
-      </w:r>
-      <w:proofErr w:type="spellStart"/>
-      <w:r>
-        <w:t>pydantic</w:t>
-      </w:r>
-      <w:proofErr w:type="spellEnd"/>
-      <w:r>
-        <w:t xml:space="preserve"> requests</w:t>
-      </w:r>
-    </w:p>
-    <w:p>
-      <w:r>
-        <w:t>OR using file:</w:t>
-      </w:r>
-    </w:p>
-    <w:p>
-      <w:r>
-        <w:t>pip install -r requirements.txt</w:t>
-      </w:r>
-    </w:p>
-    <w:p>
-      <w:r>
-        <w:pict w14:anchorId="79B38AC7">
-          <v:rect id="_x0000_i1028" style="width:0;height:1.5pt" o:hralign="center" o:hrstd="t" o:hr="t" fillcolor="#a0a0a0" stroked="f"/>
+    </w:p>
+    <w:p>
+      <w:pPr>
+        <w:rPr>
+          <w:color w:val="3A7C22" w:themeColor="accent6" w:themeShade="BF"/>
+        </w:rPr>
+      </w:pPr>
+    </w:p>
+    <w:p>
+      <w:pPr>
+        <w:rPr>
+          <w:color w:val="3A7C22" w:themeColor="accent6" w:themeShade="BF"/>
+        </w:rPr>
+      </w:pPr>
+      <w:r>
+        <w:rPr>
+          <w:color w:val="3A7C22" w:themeColor="accent6" w:themeShade="BF"/>
+        </w:rPr>
+        <w:t xml:space="preserve">app = </w:t>
+      </w:r>
+      <w:proofErr w:type="spellStart"/>
+      <w:proofErr w:type="gramStart"/>
+      <w:r>
+        <w:rPr>
+          <w:color w:val="3A7C22" w:themeColor="accent6" w:themeShade="BF"/>
+        </w:rPr>
+        <w:t>FastAPI</w:t>
+      </w:r>
+      <w:proofErr w:type="spellEnd"/>
+      <w:r>
+        <w:rPr>
+          <w:color w:val="3A7C22" w:themeColor="accent6" w:themeShade="BF"/>
+        </w:rPr>
+        <w:t>(</w:t>
+      </w:r>
+      <w:proofErr w:type="gramEnd"/>
+      <w:r>
+        <w:rPr>
+          <w:color w:val="3A7C22" w:themeColor="accent6" w:themeShade="BF"/>
+        </w:rPr>
+        <w:t>)</w:t>
+      </w:r>
+    </w:p>
+    <w:p>
+      <w:pPr>
+        <w:rPr>
+          <w:color w:val="3A7C22" w:themeColor="accent6" w:themeShade="BF"/>
+        </w:rPr>
+      </w:pPr>
+    </w:p>
+    <w:p>
+      <w:pPr>
+        <w:rPr>
+          <w:color w:val="3A7C22" w:themeColor="accent6" w:themeShade="BF"/>
+        </w:rPr>
+      </w:pPr>
+      <w:r>
+        <w:rPr>
+          <w:color w:val="3A7C22" w:themeColor="accent6" w:themeShade="BF"/>
+        </w:rPr>
+        <w:t>@app.get("/health")</w:t>
+      </w:r>
+    </w:p>
+    <w:p>
+      <w:pPr>
+        <w:rPr>
+          <w:color w:val="3A7C22" w:themeColor="accent6" w:themeShade="BF"/>
+        </w:rPr>
+      </w:pPr>
+      <w:r>
+        <w:rPr>
+          <w:color w:val="3A7C22" w:themeColor="accent6" w:themeShade="BF"/>
+        </w:rPr>
+        <w:t xml:space="preserve">def </w:t>
+      </w:r>
+      <w:proofErr w:type="gramStart"/>
+      <w:r>
+        <w:rPr>
+          <w:color w:val="3A7C22" w:themeColor="accent6" w:themeShade="BF"/>
+        </w:rPr>
+        <w:t>health(</w:t>
+      </w:r>
+      <w:proofErr w:type="gramEnd"/>
+      <w:r>
+        <w:rPr>
+          <w:color w:val="3A7C22" w:themeColor="accent6" w:themeShade="BF"/>
+        </w:rPr>
+        <w:t>):</w:t>
+      </w:r>
+    </w:p>
+    <w:p>
+      <w:pPr>
+        <w:rPr>
+          <w:color w:val="3A7C22" w:themeColor="accent6" w:themeShade="BF"/>
+        </w:rPr>
+      </w:pPr>
+      <w:r>
+        <w:rPr>
+          <w:color w:val="3A7C22" w:themeColor="accent6" w:themeShade="BF"/>
+        </w:rPr>
+        <w:lastRenderedPageBreak/>
+        <w:t xml:space="preserve">    return {"status": "ok"}</w:t>
+      </w:r>
+    </w:p>
+    <w:p>
+      <w:pPr>
+        <w:rPr>
+          <w:color w:val="3A7C22" w:themeColor="accent6" w:themeShade="BF"/>
+        </w:rPr>
+      </w:pPr>
+    </w:p>
+    <w:p>
+      <w:pPr>
+        <w:rPr>
+          <w:color w:val="3A7C22" w:themeColor="accent6" w:themeShade="BF"/>
+        </w:rPr>
+      </w:pPr>
+      <w:r>
+        <w:rPr>
+          <w:color w:val="3A7C22" w:themeColor="accent6" w:themeShade="BF"/>
+        </w:rPr>
+        <w:t xml:space="preserve">def </w:t>
+      </w:r>
+      <w:proofErr w:type="gramStart"/>
+      <w:r>
+        <w:rPr>
+          <w:color w:val="3A7C22" w:themeColor="accent6" w:themeShade="BF"/>
+        </w:rPr>
+        <w:t>main(</w:t>
+      </w:r>
+      <w:proofErr w:type="gramEnd"/>
+      <w:r>
+        <w:rPr>
+          <w:color w:val="3A7C22" w:themeColor="accent6" w:themeShade="BF"/>
+        </w:rPr>
+        <w:t>):</w:t>
+      </w:r>
+    </w:p>
+    <w:p>
+      <w:pPr>
+        <w:rPr>
+          <w:color w:val="3A7C22" w:themeColor="accent6" w:themeShade="BF"/>
+        </w:rPr>
+      </w:pPr>
+      <w:r>
+        <w:rPr>
+          <w:color w:val="3A7C22" w:themeColor="accent6" w:themeShade="BF"/>
+        </w:rPr>
+        <w:t xml:space="preserve">    </w:t>
+      </w:r>
+      <w:proofErr w:type="spellStart"/>
+      <w:proofErr w:type="gramStart"/>
+      <w:r>
+        <w:rPr>
+          <w:color w:val="3A7C22" w:themeColor="accent6" w:themeShade="BF"/>
+        </w:rPr>
+        <w:t>uvicorn.run</w:t>
+      </w:r>
+      <w:proofErr w:type="spellEnd"/>
+      <w:r>
+        <w:rPr>
+          <w:color w:val="3A7C22" w:themeColor="accent6" w:themeShade="BF"/>
+        </w:rPr>
+        <w:t>(</w:t>
+      </w:r>
+      <w:proofErr w:type="gramEnd"/>
+    </w:p>
+    <w:p>
+      <w:pPr>
+        <w:rPr>
+          <w:color w:val="3A7C22" w:themeColor="accent6" w:themeShade="BF"/>
+        </w:rPr>
+      </w:pPr>
+      <w:r>
+        <w:rPr>
+          <w:color w:val="3A7C22" w:themeColor="accent6" w:themeShade="BF"/>
+        </w:rPr>
+        <w:t xml:space="preserve">        app,</w:t>
+      </w:r>
+    </w:p>
+    <w:p>
+      <w:pPr>
+        <w:rPr>
+          <w:color w:val="3A7C22" w:themeColor="accent6" w:themeShade="BF"/>
+        </w:rPr>
+      </w:pPr>
+      <w:r>
+        <w:rPr>
+          <w:color w:val="3A7C22" w:themeColor="accent6" w:themeShade="BF"/>
+        </w:rPr>
+        <w:t xml:space="preserve">        host="0.0.0.0",</w:t>
+      </w:r>
+    </w:p>
+    <w:p>
+      <w:pPr>
+        <w:rPr>
+          <w:color w:val="3A7C22" w:themeColor="accent6" w:themeShade="BF"/>
+        </w:rPr>
+      </w:pPr>
+      <w:r>
+        <w:rPr>
+          <w:color w:val="3A7C22" w:themeColor="accent6" w:themeShade="BF"/>
+        </w:rPr>
+        <w:t xml:space="preserve">        port=8001,</w:t>
+      </w:r>
+    </w:p>
+    <w:p>
+      <w:pPr>
+        <w:rPr>
+          <w:color w:val="3A7C22" w:themeColor="accent6" w:themeShade="BF"/>
+        </w:rPr>
+      </w:pPr>
+      <w:r>
+        <w:rPr>
+          <w:color w:val="3A7C22" w:themeColor="accent6" w:themeShade="BF"/>
+        </w:rPr>
+        <w:t xml:space="preserve">        </w:t>
+      </w:r>
+      <w:proofErr w:type="spellStart"/>
+      <w:r>
+        <w:rPr>
+          <w:color w:val="3A7C22" w:themeColor="accent6" w:themeShade="BF"/>
+        </w:rPr>
+        <w:t>log_level</w:t>
+      </w:r>
+      <w:proofErr w:type="spellEnd"/>
+      <w:r>
+        <w:rPr>
+          <w:color w:val="3A7C22" w:themeColor="accent6" w:themeShade="BF"/>
+        </w:rPr>
+        <w:t>="info"</w:t>
+      </w:r>
+    </w:p>
+    <w:p>
+      <w:pPr>
+        <w:rPr>
+          <w:color w:val="3A7C22" w:themeColor="accent6" w:themeShade="BF"/>
+        </w:rPr>
+      </w:pPr>
+      <w:r>
+        <w:rPr>
+          <w:color w:val="3A7C22" w:themeColor="accent6" w:themeShade="BF"/>
+        </w:rPr>
+        <w:t xml:space="preserve">    )</w:t>
+      </w:r>
+    </w:p>
+    <w:p>
+      <w:pPr>
+        <w:rPr>
+          <w:color w:val="3A7C22" w:themeColor="accent6" w:themeShade="BF"/>
+        </w:rPr>
+      </w:pPr>
+    </w:p>
+    <w:p>
+      <w:pPr>
+        <w:rPr>
+          <w:color w:val="3A7C22" w:themeColor="accent6" w:themeShade="BF"/>
+        </w:rPr>
+      </w:pPr>
+      <w:r>
+        <w:rPr>
+          <w:color w:val="3A7C22" w:themeColor="accent6" w:themeShade="BF"/>
+        </w:rPr>
+        <w:t>if __name__ == "__main__":</w:t>
+      </w:r>
+    </w:p>
+    <w:p>
+      <w:pPr>
+        <w:rPr>
+          <w:color w:val="3A7C22" w:themeColor="accent6" w:themeShade="BF"/>
+        </w:rPr>
+      </w:pPr>
+      <w:r>
+        <w:rPr>
+          <w:color w:val="3A7C22" w:themeColor="accent6" w:themeShade="BF"/>
+        </w:rPr>
+        <w:t xml:space="preserve">    </w:t>
+      </w:r>
+      <w:proofErr w:type="gramStart"/>
+      <w:r>
+        <w:rPr>
+          <w:color w:val="3A7C22" w:themeColor="accent6" w:themeShade="BF"/>
+        </w:rPr>
+        <w:t>main(</w:t>
+      </w:r>
+      <w:proofErr w:type="gramEnd"/>
+      <w:r>
+        <w:rPr>
+          <w:color w:val="3A7C22" w:themeColor="accent6" w:themeShade="BF"/>
+        </w:rPr>
+        <w:t>)</w:t>
+      </w:r>
+    </w:p>
+    <w:p>
+      <w:r>
+        <w:pict w14:anchorId="77DFEE0C">
+          <v:rect id="_x0000_i1034" style="width:0;height:1.5pt" o:hralign="center" o:hrstd="t" o:hr="t" fillcolor="#a0a0a0" stroked="f"/>
         </w:pict>
       </w:r>
     </w:p>
     <w:p>
-      <w:pPr>
-        <w:rPr>
-          <w:b/>
-          <w:bCs/>
-        </w:rPr>
-      </w:pPr>
-      <w:r>
-        <w:rPr>
-          <w:b/>
-          <w:bCs/>
-        </w:rPr>
-        <w:t>3.</w:t>
-      </w:r>
-      <w:r>
-        <w:rPr>
-          <w:b/>
-          <w:bCs/>
-        </w:rPr>
-        <w:t xml:space="preserve">Create </w:t>
-      </w:r>
-      <w:proofErr w:type="spellStart"/>
-      <w:r>
-        <w:rPr>
-          <w:b/>
-          <w:bCs/>
-        </w:rPr>
-        <w:t>FastAPI</w:t>
-      </w:r>
-      <w:proofErr w:type="spellEnd"/>
-      <w:r>
-        <w:rPr>
-          <w:b/>
-          <w:bCs/>
-        </w:rPr>
-        <w:t xml:space="preserve"> Entry Point (main.py)</w:t>
-      </w:r>
-    </w:p>
-    <w:p>
-      <w:pPr>
-        <w:rPr>
-          <w:color w:val="3A7C22" w:themeColor="accent6" w:themeShade="BF"/>
-        </w:rPr>
-      </w:pPr>
-      <w:r>
-        <w:rPr>
-          <w:color w:val="3A7C22" w:themeColor="accent6" w:themeShade="BF"/>
-        </w:rPr>
-        <w:t xml:space="preserve">from </w:t>
-      </w:r>
-      <w:proofErr w:type="spellStart"/>
-      <w:r>
-        <w:rPr>
-          <w:color w:val="3A7C22" w:themeColor="accent6" w:themeShade="BF"/>
-        </w:rPr>
-        <w:t>fastapi</w:t>
-      </w:r>
-      <w:proofErr w:type="spellEnd"/>
-      <w:r>
-        <w:rPr>
-          <w:color w:val="3A7C22" w:themeColor="accent6" w:themeShade="BF"/>
-        </w:rPr>
-        <w:t xml:space="preserve"> import </w:t>
-      </w:r>
-      <w:proofErr w:type="spellStart"/>
-      <w:r>
-        <w:rPr>
-          <w:color w:val="3A7C22" w:themeColor="accent6" w:themeShade="BF"/>
-        </w:rPr>
-        <w:t>FastAPI</w:t>
-      </w:r>
-      <w:proofErr w:type="spellEnd"/>
-    </w:p>
-    <w:p>
-      <w:pPr>
-        <w:rPr>
-          <w:color w:val="3A7C22" w:themeColor="accent6" w:themeShade="BF"/>
-        </w:rPr>
-      </w:pPr>
-      <w:r>
-        <w:rPr>
-          <w:color w:val="3A7C22" w:themeColor="accent6" w:themeShade="BF"/>
-        </w:rPr>
-        <w:t xml:space="preserve">import </w:t>
-      </w:r>
-      <w:proofErr w:type="spellStart"/>
-      <w:r>
-        <w:rPr>
-          <w:color w:val="3A7C22" w:themeColor="accent6" w:themeShade="BF"/>
-        </w:rPr>
-        <w:t>uvicorn</w:t>
-      </w:r>
-      <w:proofErr w:type="spellEnd"/>
-    </w:p>
-    <w:p>
-      <w:pPr>
-        <w:rPr>
-          <w:color w:val="3A7C22" w:themeColor="accent6" w:themeShade="BF"/>
-        </w:rPr>
-      </w:pPr>
-    </w:p>
-    <w:p>
-      <w:pPr>
-        <w:rPr>
-          <w:color w:val="3A7C22" w:themeColor="accent6" w:themeShade="BF"/>
-        </w:rPr>
-      </w:pPr>
-      <w:r>
-        <w:rPr>
-          <w:color w:val="3A7C22" w:themeColor="accent6" w:themeShade="BF"/>
-        </w:rPr>
-        <w:t xml:space="preserve">app = </w:t>
-      </w:r>
-      <w:proofErr w:type="spellStart"/>
-      <w:proofErr w:type="gramStart"/>
-      <w:r>
-        <w:rPr>
-          <w:color w:val="3A7C22" w:themeColor="accent6" w:themeShade="BF"/>
-        </w:rPr>
-        <w:t>FastAPI</w:t>
-      </w:r>
-      <w:proofErr w:type="spellEnd"/>
-      <w:r>
-        <w:rPr>
-          <w:color w:val="3A7C22" w:themeColor="accent6" w:themeShade="BF"/>
-        </w:rPr>
-        <w:t>(</w:t>
-      </w:r>
-      <w:proofErr w:type="gramEnd"/>
-      <w:r>
-        <w:rPr>
-          <w:color w:val="3A7C22" w:themeColor="accent6" w:themeShade="BF"/>
-        </w:rPr>
-        <w:t>)</w:t>
-      </w:r>
-    </w:p>
-    <w:p>
-      <w:pPr>
-        <w:rPr>
-          <w:color w:val="3A7C22" w:themeColor="accent6" w:themeShade="BF"/>
-        </w:rPr>
-      </w:pPr>
-    </w:p>
-    <w:p>
-      <w:pPr>
-        <w:rPr>
-          <w:color w:val="3A7C22" w:themeColor="accent6" w:themeShade="BF"/>
-        </w:rPr>
-      </w:pPr>
-      <w:r>
-        <w:rPr>
-          <w:color w:val="3A7C22" w:themeColor="accent6" w:themeShade="BF"/>
-        </w:rPr>
-        <w:t>@app.get("/health")</w:t>
-      </w:r>
-    </w:p>
-    <w:p>
-      <w:pPr>
-        <w:rPr>
-          <w:color w:val="3A7C22" w:themeColor="accent6" w:themeShade="BF"/>
-        </w:rPr>
-      </w:pPr>
-      <w:r>
-        <w:rPr>
-          <w:color w:val="3A7C22" w:themeColor="accent6" w:themeShade="BF"/>
-        </w:rPr>
-        <w:t xml:space="preserve">def </w:t>
-      </w:r>
-      <w:proofErr w:type="gramStart"/>
-      <w:r>
-        <w:rPr>
-          <w:color w:val="3A7C22" w:themeColor="accent6" w:themeShade="BF"/>
-        </w:rPr>
-        <w:t>health(</w:t>
-      </w:r>
-      <w:proofErr w:type="gramEnd"/>
-      <w:r>
-        <w:rPr>
-          <w:color w:val="3A7C22" w:themeColor="accent6" w:themeShade="BF"/>
-        </w:rPr>
-        <w:t>):</w:t>
-      </w:r>
-    </w:p>
-    <w:p>
-      <w:pPr>
-        <w:rPr>
-          <w:color w:val="3A7C22" w:themeColor="accent6" w:themeShade="BF"/>
-        </w:rPr>
-      </w:pPr>
-      <w:r>
-        <w:rPr>
-          <w:color w:val="3A7C22" w:themeColor="accent6" w:themeShade="BF"/>
-        </w:rPr>
-        <w:t xml:space="preserve">    return {"status": "ok"}</w:t>
-      </w:r>
-    </w:p>
-    <w:p>
-      <w:pPr>
-        <w:rPr>
-          <w:color w:val="3A7C22" w:themeColor="accent6" w:themeShade="BF"/>
-        </w:rPr>
-      </w:pPr>
-    </w:p>
-    <w:p>
-      <w:pPr>
-        <w:rPr>
-          <w:color w:val="3A7C22" w:themeColor="accent6" w:themeShade="BF"/>
-        </w:rPr>
-      </w:pPr>
-      <w:r>
-        <w:rPr>
-          <w:color w:val="3A7C22" w:themeColor="accent6" w:themeShade="BF"/>
-        </w:rPr>
-        <w:t xml:space="preserve">def </w:t>
-      </w:r>
-      <w:proofErr w:type="gramStart"/>
-      <w:r>
-        <w:rPr>
-          <w:color w:val="3A7C22" w:themeColor="accent6" w:themeShade="BF"/>
-        </w:rPr>
-        <w:t>main(</w:t>
-      </w:r>
-      <w:proofErr w:type="gramEnd"/>
-      <w:r>
-        <w:rPr>
-          <w:color w:val="3A7C22" w:themeColor="accent6" w:themeShade="BF"/>
-        </w:rPr>
-        <w:t>):</w:t>
-      </w:r>
-    </w:p>
-    <w:p>
-      <w:pPr>
-        <w:rPr>
-          <w:color w:val="3A7C22" w:themeColor="accent6" w:themeShade="BF"/>
-        </w:rPr>
-      </w:pPr>
-      <w:r>
-        <w:rPr>
-          <w:color w:val="3A7C22" w:themeColor="accent6" w:themeShade="BF"/>
-        </w:rPr>
-        <w:t xml:space="preserve">    </w:t>
-      </w:r>
-      <w:proofErr w:type="spellStart"/>
-      <w:proofErr w:type="gramStart"/>
-      <w:r>
-        <w:rPr>
-          <w:color w:val="3A7C22" w:themeColor="accent6" w:themeShade="BF"/>
-        </w:rPr>
-        <w:t>uvicorn.run</w:t>
-      </w:r>
-      <w:proofErr w:type="spellEnd"/>
-      <w:r>
-        <w:rPr>
-          <w:color w:val="3A7C22" w:themeColor="accent6" w:themeShade="BF"/>
-        </w:rPr>
-        <w:t>(</w:t>
-      </w:r>
-      <w:proofErr w:type="gramEnd"/>
-    </w:p>
-    <w:p>
-      <w:pPr>
-        <w:rPr>
-          <w:color w:val="3A7C22" w:themeColor="accent6" w:themeShade="BF"/>
-        </w:rPr>
-      </w:pPr>
-      <w:r>
-        <w:rPr>
-          <w:color w:val="3A7C22" w:themeColor="accent6" w:themeShade="BF"/>
-        </w:rPr>
-        <w:t xml:space="preserve">        app,</w:t>
-      </w:r>
-    </w:p>
-    <w:p>
-      <w:pPr>
-        <w:rPr>
-          <w:color w:val="3A7C22" w:themeColor="accent6" w:themeShade="BF"/>
-        </w:rPr>
-      </w:pPr>
-      <w:r>
-        <w:rPr>
-          <w:color w:val="3A7C22" w:themeColor="accent6" w:themeShade="BF"/>
-        </w:rPr>
-        <w:t xml:space="preserve">        host="0.0.0.0",</w:t>
-      </w:r>
-    </w:p>
-    <w:p>
-      <w:pPr>
-        <w:rPr>
-          <w:color w:val="3A7C22" w:themeColor="accent6" w:themeShade="BF"/>
-        </w:rPr>
-      </w:pPr>
-      <w:r>
-        <w:rPr>
-          <w:color w:val="3A7C22" w:themeColor="accent6" w:themeShade="BF"/>
-        </w:rPr>
-        <w:t xml:space="preserve">        port=8001,</w:t>
-      </w:r>
-    </w:p>
-    <w:p>
-      <w:pPr>
-        <w:rPr>
-          <w:color w:val="3A7C22" w:themeColor="accent6" w:themeShade="BF"/>
-        </w:rPr>
-      </w:pPr>
-      <w:r>
-        <w:rPr>
-          <w:color w:val="3A7C22" w:themeColor="accent6" w:themeShade="BF"/>
-        </w:rPr>
-        <w:t xml:space="preserve">        </w:t>
-      </w:r>
-      <w:proofErr w:type="spellStart"/>
-      <w:r>
-        <w:rPr>
-          <w:color w:val="3A7C22" w:themeColor="accent6" w:themeShade="BF"/>
-        </w:rPr>
-        <w:t>log_level</w:t>
-      </w:r>
-      <w:proofErr w:type="spellEnd"/>
-      <w:r>
-        <w:rPr>
-          <w:color w:val="3A7C22" w:themeColor="accent6" w:themeShade="BF"/>
-        </w:rPr>
-        <w:t>="info"</w:t>
-      </w:r>
-    </w:p>
-    <w:p>
-      <w:pPr>
-        <w:rPr>
-          <w:color w:val="3A7C22" w:themeColor="accent6" w:themeShade="BF"/>
-        </w:rPr>
-      </w:pPr>
-      <w:r>
-        <w:rPr>
-          <w:color w:val="3A7C22" w:themeColor="accent6" w:themeShade="BF"/>
-        </w:rPr>
-        <w:t xml:space="preserve">    )</w:t>
-      </w:r>
-    </w:p>
-    <w:p>
-      <w:pPr>
-        <w:rPr>
-          <w:color w:val="3A7C22" w:themeColor="accent6" w:themeShade="BF"/>
-        </w:rPr>
-      </w:pPr>
-    </w:p>
-    <w:p>
-      <w:pPr>
-        <w:rPr>
-          <w:color w:val="3A7C22" w:themeColor="accent6" w:themeShade="BF"/>
-        </w:rPr>
-      </w:pPr>
-      <w:r>
-        <w:rPr>
-          <w:color w:val="3A7C22" w:themeColor="accent6" w:themeShade="BF"/>
-        </w:rPr>
-        <w:t>if __name__ == "__main__":</w:t>
-      </w:r>
-    </w:p>
-    <w:p>
-      <w:pPr>
-        <w:rPr>
-          <w:color w:val="3A7C22" w:themeColor="accent6" w:themeShade="BF"/>
-        </w:rPr>
-      </w:pPr>
-      <w:r>
-        <w:rPr>
-          <w:color w:val="3A7C22" w:themeColor="accent6" w:themeShade="BF"/>
-        </w:rPr>
-        <w:t xml:space="preserve">    </w:t>
-      </w:r>
-      <w:proofErr w:type="gramStart"/>
-      <w:r>
-        <w:rPr>
-          <w:color w:val="3A7C22" w:themeColor="accent6" w:themeShade="BF"/>
-        </w:rPr>
-        <w:t>main(</w:t>
-      </w:r>
-      <w:proofErr w:type="gramEnd"/>
-      <w:r>
-        <w:rPr>
-          <w:color w:val="3A7C22" w:themeColor="accent6" w:themeShade="BF"/>
-        </w:rPr>
-        <w:t>)</w:t>
-      </w:r>
-    </w:p>
-    <w:p>
-      <w:r>
-        <w:pict w14:anchorId="77DFEE0C">
-          <v:rect id="_x0000_i1029" style="width:0;height:1.5pt" o:hralign="center" o:hrstd="t" o:hr="t" fillcolor="#a0a0a0" stroked="f"/>
-        </w:pict>
-      </w:r>
-    </w:p>
-    <w:p>
       <w:r>
         <w:rPr>
           <w:b/>
@@ -1544,6 +2458,13 @@
           <w:bCs/>
         </w:rPr>
         <w:t xml:space="preserve"> Locally (MANDATORY)</w:t>
+      </w:r>
+      <w:r>
+        <w:rPr>
+          <w:b/>
+          <w:bCs/>
+        </w:rPr>
+        <w:t xml:space="preserve"> – Skip this step</w:t>
       </w:r>
     </w:p>
     <w:p>
@@ -1595,7 +2516,7 @@
     <w:p>
       <w:r>
         <w:pict w14:anchorId="64BC4901">
-          <v:rect id="_x0000_i1030" style="width:0;height:1.5pt" o:hralign="center" o:hrstd="t" o:hr="t" fillcolor="#a0a0a0" stroked="f"/>
+          <v:rect id="_x0000_i1035" style="width:0;height:1.5pt" o:hralign="center" o:hrstd="t" o:hr="t" fillcolor="#a0a0a0" stroked="f"/>
         </w:pict>
       </w:r>
     </w:p>
@@ -1709,7 +2630,7 @@
     <w:p>
       <w:r>
         <w:pict w14:anchorId="264994F0">
-          <v:rect id="_x0000_i1031" style="width:0;height:1.5pt" o:hralign="center" o:hrstd="t" o:hr="t" fillcolor="#a0a0a0" stroked="f"/>
+          <v:rect id="_x0000_i1036" style="width:0;height:1.5pt" o:hralign="center" o:hrstd="t" o:hr="t" fillcolor="#a0a0a0" stroked="f"/>
         </w:pict>
       </w:r>
     </w:p>
@@ -1725,6 +2646,7 @@
           <w:b/>
           <w:bCs/>
         </w:rPr>
+        <w:lastRenderedPageBreak/>
         <w:t>6.</w:t>
       </w:r>
       <w:proofErr w:type="gramStart"/>
@@ -1909,30 +2831,633 @@
         <w:rPr>
           <w:color w:val="3A7C22" w:themeColor="accent6" w:themeShade="BF"/>
         </w:rPr>
+        <w:t>dist</w:t>
+      </w:r>
+      <w:proofErr w:type="spellEnd"/>
+    </w:p>
+    <w:p>
+      <w:pPr>
+        <w:rPr>
+          <w:color w:val="3A7C22" w:themeColor="accent6" w:themeShade="BF"/>
+        </w:rPr>
+      </w:pPr>
+      <w:proofErr w:type="spellStart"/>
+      <w:r>
+        <w:rPr>
+          <w:color w:val="3A7C22" w:themeColor="accent6" w:themeShade="BF"/>
+        </w:rPr>
+        <w:t>node_modules</w:t>
+      </w:r>
+      <w:proofErr w:type="spellEnd"/>
+    </w:p>
+    <w:p>
+      <w:r>
+        <w:pict w14:anchorId="6FE39267">
+          <v:rect id="_x0000_i1037" style="width:0;height:1.5pt" o:hralign="center" o:hrstd="t" o:hr="t" fillcolor="#a0a0a0" stroked="f"/>
+        </w:pict>
+      </w:r>
+    </w:p>
+    <w:p>
+      <w:pPr>
+        <w:rPr>
+          <w:b/>
+          <w:bCs/>
+        </w:rPr>
+      </w:pPr>
+    </w:p>
+    <w:p>
+      <w:pPr>
+        <w:rPr>
+          <w:b/>
+          <w:bCs/>
+        </w:rPr>
+      </w:pPr>
+      <w:r>
+        <w:rPr>
+          <w:b/>
+          <w:bCs/>
+        </w:rPr>
+        <w:t>7.</w:t>
+      </w:r>
+      <w:r>
+        <w:rPr>
+          <w:b/>
+          <w:bCs/>
+        </w:rPr>
+        <w:t xml:space="preserve">Create </w:t>
+      </w:r>
+      <w:proofErr w:type="spellStart"/>
+      <w:r>
+        <w:rPr>
+          <w:b/>
+          <w:bCs/>
+        </w:rPr>
+        <w:t>Dockerfile</w:t>
+      </w:r>
+      <w:proofErr w:type="spellEnd"/>
+      <w:r>
+        <w:rPr>
+          <w:b/>
+          <w:bCs/>
+        </w:rPr>
+        <w:t xml:space="preserve"> </w:t>
+      </w:r>
+    </w:p>
+    <w:p>
+      <w:pPr>
+        <w:rPr>
+          <w:color w:val="3A7C22" w:themeColor="accent6" w:themeShade="BF"/>
+        </w:rPr>
+      </w:pPr>
+      <w:r>
+        <w:rPr>
+          <w:color w:val="3A7C22" w:themeColor="accent6" w:themeShade="BF"/>
+        </w:rPr>
+        <w:t>FROM python:3.10-slim</w:t>
+      </w:r>
+    </w:p>
+    <w:p>
+      <w:pPr>
+        <w:rPr>
+          <w:color w:val="3A7C22" w:themeColor="accent6" w:themeShade="BF"/>
+        </w:rPr>
+      </w:pPr>
+    </w:p>
+    <w:p>
+      <w:pPr>
+        <w:rPr>
+          <w:color w:val="3A7C22" w:themeColor="accent6" w:themeShade="BF"/>
+        </w:rPr>
+      </w:pPr>
+      <w:r>
+        <w:rPr>
+          <w:color w:val="3A7C22" w:themeColor="accent6" w:themeShade="BF"/>
+        </w:rPr>
+        <w:t>WORKDIR /app</w:t>
+      </w:r>
+    </w:p>
+    <w:p>
+      <w:pPr>
+        <w:rPr>
+          <w:color w:val="3A7C22" w:themeColor="accent6" w:themeShade="BF"/>
+        </w:rPr>
+      </w:pPr>
+    </w:p>
+    <w:p>
+      <w:pPr>
+        <w:rPr>
+          <w:color w:val="3A7C22" w:themeColor="accent6" w:themeShade="BF"/>
+        </w:rPr>
+      </w:pPr>
+      <w:r>
+        <w:rPr>
+          <w:color w:val="3A7C22" w:themeColor="accent6" w:themeShade="BF"/>
+        </w:rPr>
+        <w:t xml:space="preserve">COPY </w:t>
+      </w:r>
+      <w:proofErr w:type="gramStart"/>
+      <w:r>
+        <w:rPr>
+          <w:color w:val="3A7C22" w:themeColor="accent6" w:themeShade="BF"/>
+        </w:rPr>
+        <w:t>requirements.txt .</w:t>
+      </w:r>
+      <w:proofErr w:type="gramEnd"/>
+    </w:p>
+    <w:p>
+      <w:pPr>
+        <w:rPr>
+          <w:color w:val="3A7C22" w:themeColor="accent6" w:themeShade="BF"/>
+        </w:rPr>
+      </w:pPr>
+      <w:r>
+        <w:rPr>
+          <w:color w:val="3A7C22" w:themeColor="accent6" w:themeShade="BF"/>
+        </w:rPr>
+        <w:t>RUN pip install --no-cache-</w:t>
+      </w:r>
+      <w:proofErr w:type="spellStart"/>
+      <w:r>
+        <w:rPr>
+          <w:color w:val="3A7C22" w:themeColor="accent6" w:themeShade="BF"/>
+        </w:rPr>
+        <w:t>dir</w:t>
+      </w:r>
+      <w:proofErr w:type="spellEnd"/>
+      <w:r>
+        <w:rPr>
+          <w:color w:val="3A7C22" w:themeColor="accent6" w:themeShade="BF"/>
+        </w:rPr>
+        <w:t xml:space="preserve"> -r requirements.txt</w:t>
+      </w:r>
+    </w:p>
+    <w:p>
+      <w:pPr>
+        <w:rPr>
+          <w:color w:val="3A7C22" w:themeColor="accent6" w:themeShade="BF"/>
+        </w:rPr>
+      </w:pPr>
+    </w:p>
+    <w:p>
+      <w:pPr>
+        <w:rPr>
+          <w:color w:val="3A7C22" w:themeColor="accent6" w:themeShade="BF"/>
+        </w:rPr>
+      </w:pPr>
+      <w:proofErr w:type="gramStart"/>
+      <w:r>
+        <w:rPr>
+          <w:color w:val="3A7C22" w:themeColor="accent6" w:themeShade="BF"/>
+        </w:rPr>
+        <w:t>COPY .</w:t>
+      </w:r>
+      <w:proofErr w:type="gramEnd"/>
+      <w:r>
+        <w:rPr>
+          <w:color w:val="3A7C22" w:themeColor="accent6" w:themeShade="BF"/>
+        </w:rPr>
+        <w:t xml:space="preserve"> .</w:t>
+      </w:r>
+    </w:p>
+    <w:p>
+      <w:pPr>
+        <w:rPr>
+          <w:color w:val="3A7C22" w:themeColor="accent6" w:themeShade="BF"/>
+        </w:rPr>
+      </w:pPr>
+    </w:p>
+    <w:p>
+      <w:pPr>
+        <w:rPr>
+          <w:color w:val="3A7C22" w:themeColor="accent6" w:themeShade="BF"/>
+        </w:rPr>
+      </w:pPr>
+      <w:r>
+        <w:rPr>
+          <w:color w:val="3A7C22" w:themeColor="accent6" w:themeShade="BF"/>
+        </w:rPr>
+        <w:t>EXPOSE 8001</w:t>
+      </w:r>
+    </w:p>
+    <w:p>
+      <w:pPr>
+        <w:rPr>
+          <w:color w:val="3A7C22" w:themeColor="accent6" w:themeShade="BF"/>
+        </w:rPr>
+      </w:pPr>
+    </w:p>
+    <w:p>
+      <w:pPr>
+        <w:rPr>
+          <w:color w:val="3A7C22" w:themeColor="accent6" w:themeShade="BF"/>
+        </w:rPr>
+      </w:pPr>
+      <w:r>
+        <w:rPr>
+          <w:color w:val="3A7C22" w:themeColor="accent6" w:themeShade="BF"/>
+        </w:rPr>
+        <w:t>CMD ["python", "main.py"]</w:t>
+      </w:r>
+    </w:p>
+    <w:p>
+      <w:r>
+        <w:pict w14:anchorId="087463BF">
+          <v:rect id="_x0000_i1038" style="width:0;height:1.5pt" o:hralign="center" o:hrstd="t" o:hr="t" fillcolor="#a0a0a0" stroked="f"/>
+        </w:pict>
+      </w:r>
+    </w:p>
+    <w:p>
+      <w:pPr>
+        <w:rPr>
+          <w:b/>
+          <w:bCs/>
+        </w:rPr>
+      </w:pPr>
+      <w:r>
+        <w:rPr>
+          <w:b/>
+          <w:bCs/>
+        </w:rPr>
+        <w:t>8.</w:t>
+      </w:r>
+      <w:r>
+        <w:rPr>
+          <w:b/>
+          <w:bCs/>
+        </w:rPr>
+        <w:t>Build Docker Image</w:t>
+      </w:r>
+    </w:p>
+    <w:p>
+      <w:r>
         <w:lastRenderedPageBreak/>
-        <w:t>dist</w:t>
-      </w:r>
-      <w:proofErr w:type="spellEnd"/>
-    </w:p>
-    <w:p>
-      <w:pPr>
-        <w:rPr>
-          <w:color w:val="3A7C22" w:themeColor="accent6" w:themeShade="BF"/>
-        </w:rPr>
-      </w:pPr>
-      <w:proofErr w:type="spellStart"/>
-      <w:r>
-        <w:rPr>
-          <w:color w:val="3A7C22" w:themeColor="accent6" w:themeShade="BF"/>
-        </w:rPr>
-        <w:t>node_modules</w:t>
-      </w:r>
-      <w:proofErr w:type="spellEnd"/>
-    </w:p>
-    <w:p>
-      <w:r>
-        <w:pict w14:anchorId="6FE39267">
-          <v:rect id="_x0000_i1032" style="width:0;height:1.5pt" o:hralign="center" o:hrstd="t" o:hr="t" fillcolor="#a0a0a0" stroked="f"/>
+        <w:t>(.</w:t>
+      </w:r>
+      <w:proofErr w:type="spellStart"/>
+      <w:r>
+        <w:t>venv</w:t>
+      </w:r>
+      <w:proofErr w:type="spellEnd"/>
+      <w:r>
+        <w:t xml:space="preserve">) D:\rutusoft\energy-tariff-calculation-engine-service&gt;docker build -t </w:t>
+      </w:r>
+      <w:proofErr w:type="spellStart"/>
+      <w:r>
+        <w:t>priceline</w:t>
+      </w:r>
+      <w:proofErr w:type="spellEnd"/>
+      <w:r>
+        <w:t>-</w:t>
+      </w:r>
+      <w:proofErr w:type="gramStart"/>
+      <w:r>
+        <w:t>server .</w:t>
+      </w:r>
+      <w:proofErr w:type="gramEnd"/>
+    </w:p>
+    <w:p/>
+    <w:p>
+      <w:r>
+        <w:t>Rebuild without cache (recommended during dev):</w:t>
+      </w:r>
+    </w:p>
+    <w:p>
+      <w:r>
+        <w:t xml:space="preserve">docker build --no-cache -t </w:t>
+      </w:r>
+      <w:proofErr w:type="spellStart"/>
+      <w:r>
+        <w:t>priceline</w:t>
+      </w:r>
+      <w:proofErr w:type="spellEnd"/>
+      <w:r>
+        <w:t>-</w:t>
+      </w:r>
+      <w:proofErr w:type="gramStart"/>
+      <w:r>
+        <w:t>server</w:t>
+      </w:r>
+      <w:r>
+        <w:t xml:space="preserve"> .</w:t>
+      </w:r>
+      <w:proofErr w:type="gramEnd"/>
+    </w:p>
+    <w:p/>
+    <w:p>
+      <w:r>
+        <w:t>(.</w:t>
+      </w:r>
+      <w:proofErr w:type="spellStart"/>
+      <w:r>
+        <w:t>venv</w:t>
+      </w:r>
+      <w:proofErr w:type="spellEnd"/>
+      <w:r>
+        <w:t xml:space="preserve">) D:\rutusoft\energy-tariff-calculation-engine-service&gt;docker build --no-cache -t </w:t>
+      </w:r>
+      <w:proofErr w:type="spellStart"/>
+      <w:r>
+        <w:t>priceline</w:t>
+      </w:r>
+      <w:proofErr w:type="spellEnd"/>
+      <w:r>
+        <w:t>-</w:t>
+      </w:r>
+      <w:proofErr w:type="gramStart"/>
+      <w:r>
+        <w:t>server .</w:t>
+      </w:r>
+      <w:proofErr w:type="gramEnd"/>
+    </w:p>
+    <w:p>
+      <w:r>
+        <w:t xml:space="preserve">[+] Building 25.9s (12/12) FINISHED                                                                </w:t>
+      </w:r>
+      <w:proofErr w:type="spellStart"/>
+      <w:r>
+        <w:t>docker:desktop-linux</w:t>
+      </w:r>
+      <w:proofErr w:type="spellEnd"/>
+    </w:p>
+    <w:p>
+      <w:r>
+        <w:t xml:space="preserve"> =&gt; [internal] load build definition from </w:t>
+      </w:r>
+      <w:proofErr w:type="spellStart"/>
+      <w:r>
+        <w:t>Dockerfile</w:t>
+      </w:r>
+      <w:proofErr w:type="spellEnd"/>
+      <w:r>
+        <w:t xml:space="preserve">                                                               0.0s</w:t>
+      </w:r>
+    </w:p>
+    <w:p>
+      <w:r>
+        <w:t xml:space="preserve"> =&gt; =&gt; transferring </w:t>
+      </w:r>
+      <w:proofErr w:type="spellStart"/>
+      <w:r>
+        <w:t>dockerfile</w:t>
+      </w:r>
+      <w:proofErr w:type="spellEnd"/>
+      <w:r>
+        <w:t>: 442B                                                                               0.0s</w:t>
+      </w:r>
+    </w:p>
+    <w:p>
+      <w:r>
+        <w:t xml:space="preserve"> =&gt; [internal] load metadata for docker.io/library/python:3.10-slim                                               13.3s</w:t>
+      </w:r>
+    </w:p>
+    <w:p>
+      <w:r>
+        <w:t xml:space="preserve"> =&gt; [internal] </w:t>
+      </w:r>
+      <w:proofErr w:type="gramStart"/>
+      <w:r>
+        <w:t>load .</w:t>
+      </w:r>
+      <w:proofErr w:type="spellStart"/>
+      <w:r>
+        <w:t>dockerignore</w:t>
+      </w:r>
+      <w:proofErr w:type="spellEnd"/>
+      <w:proofErr w:type="gramEnd"/>
+      <w:r>
+        <w:t xml:space="preserve">                                                                                  0.0s</w:t>
+      </w:r>
+    </w:p>
+    <w:p>
+      <w:r>
+        <w:t xml:space="preserve"> =&gt; =&gt; transferring context: 125B                                                                                  0.0s</w:t>
+      </w:r>
+    </w:p>
+    <w:p>
+      <w:r>
+        <w:t xml:space="preserve"> =&gt; [1/7] FROM docker.io/library/python:3.10-slim@sha</w:t>
+      </w:r>
+      <w:proofErr w:type="gramStart"/>
+      <w:r>
+        <w:t>256:f</w:t>
+      </w:r>
+      <w:proofErr w:type="gramEnd"/>
+      <w:r>
+        <w:t>5d029fe39146b08200bcc73595795ac19b85997ad0e5001a02c7c</w:t>
+      </w:r>
+      <w:proofErr w:type="gramStart"/>
+      <w:r>
+        <w:t>32  0.0s</w:t>
+      </w:r>
+      <w:proofErr w:type="gramEnd"/>
+    </w:p>
+    <w:p>
+      <w:r>
+        <w:t xml:space="preserve"> =&gt; =&gt; resolve docker.io/library/python:3.10-slim@sha</w:t>
+      </w:r>
+      <w:proofErr w:type="gramStart"/>
+      <w:r>
+        <w:t>256:f</w:t>
+      </w:r>
+      <w:proofErr w:type="gramEnd"/>
+      <w:r>
+        <w:t>5d029fe39146b08200bcc73595795ac19b85997ad0e5001a02c7c</w:t>
+      </w:r>
+      <w:proofErr w:type="gramStart"/>
+      <w:r>
+        <w:t>32  0.0s</w:t>
+      </w:r>
+      <w:proofErr w:type="gramEnd"/>
+    </w:p>
+    <w:p>
+      <w:r>
+        <w:t xml:space="preserve"> =&gt; [internal] load build context                                                                                  0.0s</w:t>
+      </w:r>
+    </w:p>
+    <w:p>
+      <w:r>
+        <w:t xml:space="preserve"> =&gt; =&gt; transferring context: 34.91kB                                                                               0.0s</w:t>
+      </w:r>
+    </w:p>
+    <w:p>
+      <w:r>
+        <w:t xml:space="preserve"> =&gt; CACHED [2/7] WORKDIR /app                                                                                      0.0s</w:t>
+      </w:r>
+    </w:p>
+    <w:p>
+      <w:r>
+        <w:t xml:space="preserve"> =&gt; [3/7] COPY </w:t>
+      </w:r>
+      <w:proofErr w:type="gramStart"/>
+      <w:r>
+        <w:t>requirements.txt .</w:t>
+      </w:r>
+      <w:proofErr w:type="gramEnd"/>
+      <w:r>
+        <w:t xml:space="preserve">                                                                                  0.0s</w:t>
+      </w:r>
+    </w:p>
+    <w:p>
+      <w:r>
+        <w:t xml:space="preserve"> =&gt; [4/7] RUN pip install --no-cache-</w:t>
+      </w:r>
+      <w:proofErr w:type="spellStart"/>
+      <w:r>
+        <w:t>dir</w:t>
+      </w:r>
+      <w:proofErr w:type="spellEnd"/>
+      <w:r>
+        <w:t xml:space="preserve"> -r requirements.txt                                                       9.1s</w:t>
+      </w:r>
+    </w:p>
+    <w:p>
+      <w:r>
+        <w:t xml:space="preserve"> =&gt; [5/7] </w:t>
+      </w:r>
+      <w:proofErr w:type="gramStart"/>
+      <w:r>
+        <w:t>COPY .</w:t>
+      </w:r>
+      <w:proofErr w:type="gramEnd"/>
+      <w:r>
+        <w:t xml:space="preserve"> .                                                                                                 0.1s</w:t>
+      </w:r>
+    </w:p>
+    <w:p>
+      <w:r>
+        <w:t xml:space="preserve"> =&gt; [6/7] RUN </w:t>
+      </w:r>
+      <w:proofErr w:type="spellStart"/>
+      <w:r>
+        <w:t>useradd</w:t>
+      </w:r>
+      <w:proofErr w:type="spellEnd"/>
+      <w:r>
+        <w:t xml:space="preserve"> -u 10001 -m </w:t>
+      </w:r>
+      <w:proofErr w:type="spellStart"/>
+      <w:r>
+        <w:t>appuser</w:t>
+      </w:r>
+      <w:proofErr w:type="spellEnd"/>
+      <w:r>
+        <w:t xml:space="preserve">                                                                          0.2s</w:t>
+      </w:r>
+    </w:p>
+    <w:p>
+      <w:r>
+        <w:t xml:space="preserve"> =&gt; [7/7] RUN </w:t>
+      </w:r>
+      <w:proofErr w:type="spellStart"/>
+      <w:r>
+        <w:t>mkdir</w:t>
+      </w:r>
+      <w:proofErr w:type="spellEnd"/>
+      <w:r>
+        <w:t xml:space="preserve"> -p /app/logs &amp;&amp; </w:t>
+      </w:r>
+      <w:proofErr w:type="spellStart"/>
+      <w:r>
+        <w:t>chown</w:t>
+      </w:r>
+      <w:proofErr w:type="spellEnd"/>
+      <w:r>
+        <w:t xml:space="preserve"> -R 10001:10001 /app                                                      0.4s</w:t>
+      </w:r>
+    </w:p>
+    <w:p>
+      <w:r>
+        <w:lastRenderedPageBreak/>
+        <w:t xml:space="preserve"> =&gt; exporting to image                                                                                             2.6s</w:t>
+      </w:r>
+    </w:p>
+    <w:p>
+      <w:r>
+        <w:t xml:space="preserve"> =&gt; =&gt; exporting layers                                                                                            1.9s</w:t>
+      </w:r>
+    </w:p>
+    <w:p>
+      <w:pPr>
+        <w:rPr>
+          <w:lang w:val="pt-PT"/>
+        </w:rPr>
+      </w:pPr>
+      <w:r>
+        <w:t xml:space="preserve"> </w:t>
+      </w:r>
+      <w:r>
+        <w:rPr>
+          <w:lang w:val="pt-PT"/>
+        </w:rPr>
+        <w:t>=&gt; =&gt; exporting manifest sha256:50e26511b61b1213acd36adcdd8b253603c893ed90f19abde7ec4311f664fc71                  0.0s</w:t>
+      </w:r>
+    </w:p>
+    <w:p>
+      <w:pPr>
+        <w:rPr>
+          <w:lang w:val="pt-PT"/>
+        </w:rPr>
+      </w:pPr>
+      <w:r>
+        <w:rPr>
+          <w:lang w:val="pt-PT"/>
+        </w:rPr>
+        <w:t xml:space="preserve"> =&gt; =&gt; exporting config sha256:e96310dfea3a2f3c2083a4ee5e8306759c035161c1609615d4e3fce5e3a5e966                    0.0s</w:t>
+      </w:r>
+    </w:p>
+    <w:p>
+      <w:r>
+        <w:rPr>
+          <w:lang w:val="pt-PT"/>
+        </w:rPr>
+        <w:t xml:space="preserve"> </w:t>
+      </w:r>
+      <w:r>
+        <w:t>=&gt; =&gt; exporting attestation manifest sha256:77ade3ea3ac697c67d31498f64c555eda657cc34b35434f67f24f490f00f9f3d      0.0s</w:t>
+      </w:r>
+    </w:p>
+    <w:p>
+      <w:r>
+        <w:t xml:space="preserve"> =&gt; =&gt; exporting manifest list sha256:7be1c2c5bd0038b21cd3d3ef46a66d08d47de1533f65c7a1a8a0b6b3fa5d05ec             0.0s</w:t>
+      </w:r>
+    </w:p>
+    <w:p>
+      <w:r>
+        <w:t xml:space="preserve"> =&gt; =&gt; naming to docker.io/library/</w:t>
+      </w:r>
+      <w:proofErr w:type="spellStart"/>
+      <w:r>
+        <w:t>priceline-</w:t>
+      </w:r>
+      <w:proofErr w:type="gramStart"/>
+      <w:r>
+        <w:t>server:latest</w:t>
+      </w:r>
+      <w:proofErr w:type="spellEnd"/>
+      <w:proofErr w:type="gramEnd"/>
+      <w:r>
+        <w:t xml:space="preserve">                                                         0.0s</w:t>
+      </w:r>
+    </w:p>
+    <w:p>
+      <w:r>
+        <w:t xml:space="preserve"> =&gt; =&gt; unpacking to docker.io/library/</w:t>
+      </w:r>
+      <w:proofErr w:type="spellStart"/>
+      <w:r>
+        <w:t>priceline-</w:t>
+      </w:r>
+      <w:proofErr w:type="gramStart"/>
+      <w:r>
+        <w:t>server:latest</w:t>
+      </w:r>
+      <w:proofErr w:type="spellEnd"/>
+      <w:proofErr w:type="gramEnd"/>
+    </w:p>
+    <w:p>
+      <w:r>
+        <w:pict w14:anchorId="74234045">
+          <v:rect id="_x0000_i1039" style="width:0;height:1.5pt" o:hralign="center" o:hrstd="t" o:hr="t" fillcolor="#a0a0a0" stroked="f"/>
         </w:pict>
       </w:r>
     </w:p>
@@ -1943,314 +3468,38 @@
           <w:bCs/>
         </w:rPr>
       </w:pPr>
-    </w:p>
-    <w:p>
-      <w:pPr>
-        <w:rPr>
-          <w:b/>
-          <w:bCs/>
-        </w:rPr>
-      </w:pPr>
-      <w:r>
-        <w:rPr>
-          <w:b/>
-          <w:bCs/>
-        </w:rPr>
-        <w:t>7.</w:t>
-      </w:r>
-      <w:r>
-        <w:rPr>
-          <w:b/>
-          <w:bCs/>
-        </w:rPr>
-        <w:t xml:space="preserve">Create </w:t>
-      </w:r>
-      <w:proofErr w:type="spellStart"/>
-      <w:r>
-        <w:rPr>
-          <w:b/>
-          <w:bCs/>
-        </w:rPr>
-        <w:t>Dockerfile</w:t>
-      </w:r>
-      <w:proofErr w:type="spellEnd"/>
-      <w:r>
-        <w:rPr>
-          <w:b/>
-          <w:bCs/>
-        </w:rPr>
+      <w:r>
+        <w:rPr>
+          <w:b/>
+          <w:bCs/>
+        </w:rPr>
+        <w:t>9.</w:t>
+      </w:r>
+      <w:r>
+        <w:rPr>
+          <w:b/>
+          <w:bCs/>
+        </w:rPr>
+        <w:t>Run Docker Container</w:t>
+      </w:r>
+    </w:p>
+    <w:p>
+      <w:r>
+        <w:t xml:space="preserve">docker run -p 9001:8001 </w:t>
+      </w:r>
+      <w:proofErr w:type="spellStart"/>
+      <w:r>
+        <w:t>priceline</w:t>
+      </w:r>
+      <w:proofErr w:type="spellEnd"/>
+      <w:r>
+        <w:t>-server</w:t>
+      </w:r>
+      <w:r>
         <w:t xml:space="preserve"> </w:t>
       </w:r>
     </w:p>
     <w:p>
-      <w:pPr>
-        <w:rPr>
-          <w:color w:val="3A7C22" w:themeColor="accent6" w:themeShade="BF"/>
-        </w:rPr>
-      </w:pPr>
-      <w:r>
-        <w:rPr>
-          <w:color w:val="3A7C22" w:themeColor="accent6" w:themeShade="BF"/>
-        </w:rPr>
-        <w:t>FROM python:3.10-slim</w:t>
-      </w:r>
-    </w:p>
-    <w:p>
-      <w:pPr>
-        <w:rPr>
-          <w:color w:val="3A7C22" w:themeColor="accent6" w:themeShade="BF"/>
-        </w:rPr>
-      </w:pPr>
-    </w:p>
-    <w:p>
-      <w:pPr>
-        <w:rPr>
-          <w:color w:val="3A7C22" w:themeColor="accent6" w:themeShade="BF"/>
-        </w:rPr>
-      </w:pPr>
-      <w:r>
-        <w:rPr>
-          <w:color w:val="3A7C22" w:themeColor="accent6" w:themeShade="BF"/>
-        </w:rPr>
-        <w:t>WORKDIR /app</w:t>
-      </w:r>
-    </w:p>
-    <w:p>
-      <w:pPr>
-        <w:rPr>
-          <w:color w:val="3A7C22" w:themeColor="accent6" w:themeShade="BF"/>
-        </w:rPr>
-      </w:pPr>
-    </w:p>
-    <w:p>
-      <w:pPr>
-        <w:rPr>
-          <w:color w:val="3A7C22" w:themeColor="accent6" w:themeShade="BF"/>
-        </w:rPr>
-      </w:pPr>
-      <w:r>
-        <w:rPr>
-          <w:color w:val="3A7C22" w:themeColor="accent6" w:themeShade="BF"/>
-        </w:rPr>
-        <w:t xml:space="preserve">COPY </w:t>
-      </w:r>
-      <w:proofErr w:type="gramStart"/>
-      <w:r>
-        <w:rPr>
-          <w:color w:val="3A7C22" w:themeColor="accent6" w:themeShade="BF"/>
-        </w:rPr>
-        <w:t>requirements.txt .</w:t>
-      </w:r>
-      <w:proofErr w:type="gramEnd"/>
-    </w:p>
-    <w:p>
-      <w:pPr>
-        <w:rPr>
-          <w:color w:val="3A7C22" w:themeColor="accent6" w:themeShade="BF"/>
-        </w:rPr>
-      </w:pPr>
-      <w:r>
-        <w:rPr>
-          <w:color w:val="3A7C22" w:themeColor="accent6" w:themeShade="BF"/>
-        </w:rPr>
-        <w:t>RUN pip install --no-cache-</w:t>
-      </w:r>
-      <w:proofErr w:type="spellStart"/>
-      <w:r>
-        <w:rPr>
-          <w:color w:val="3A7C22" w:themeColor="accent6" w:themeShade="BF"/>
-        </w:rPr>
-        <w:t>dir</w:t>
-      </w:r>
-      <w:proofErr w:type="spellEnd"/>
-      <w:r>
-        <w:rPr>
-          <w:color w:val="3A7C22" w:themeColor="accent6" w:themeShade="BF"/>
-        </w:rPr>
-        <w:t xml:space="preserve"> -r requirements.txt</w:t>
-      </w:r>
-    </w:p>
-    <w:p>
-      <w:pPr>
-        <w:rPr>
-          <w:color w:val="3A7C22" w:themeColor="accent6" w:themeShade="BF"/>
-        </w:rPr>
-      </w:pPr>
-    </w:p>
-    <w:p>
-      <w:pPr>
-        <w:rPr>
-          <w:color w:val="3A7C22" w:themeColor="accent6" w:themeShade="BF"/>
-        </w:rPr>
-      </w:pPr>
-      <w:proofErr w:type="gramStart"/>
-      <w:r>
-        <w:rPr>
-          <w:color w:val="3A7C22" w:themeColor="accent6" w:themeShade="BF"/>
-        </w:rPr>
-        <w:t>COPY .</w:t>
-      </w:r>
-      <w:proofErr w:type="gramEnd"/>
-      <w:r>
-        <w:rPr>
-          <w:color w:val="3A7C22" w:themeColor="accent6" w:themeShade="BF"/>
-        </w:rPr>
-        <w:t xml:space="preserve"> .</w:t>
-      </w:r>
-    </w:p>
-    <w:p>
-      <w:pPr>
-        <w:rPr>
-          <w:color w:val="3A7C22" w:themeColor="accent6" w:themeShade="BF"/>
-        </w:rPr>
-      </w:pPr>
-    </w:p>
-    <w:p>
-      <w:pPr>
-        <w:rPr>
-          <w:color w:val="3A7C22" w:themeColor="accent6" w:themeShade="BF"/>
-        </w:rPr>
-      </w:pPr>
-      <w:r>
-        <w:rPr>
-          <w:color w:val="3A7C22" w:themeColor="accent6" w:themeShade="BF"/>
-        </w:rPr>
-        <w:t>EXPOSE 8001</w:t>
-      </w:r>
-    </w:p>
-    <w:p>
-      <w:pPr>
-        <w:rPr>
-          <w:color w:val="3A7C22" w:themeColor="accent6" w:themeShade="BF"/>
-        </w:rPr>
-      </w:pPr>
-    </w:p>
-    <w:p>
-      <w:pPr>
-        <w:rPr>
-          <w:color w:val="3A7C22" w:themeColor="accent6" w:themeShade="BF"/>
-        </w:rPr>
-      </w:pPr>
-      <w:r>
-        <w:rPr>
-          <w:color w:val="3A7C22" w:themeColor="accent6" w:themeShade="BF"/>
-        </w:rPr>
-        <w:t>CMD ["python", "main.py"]</w:t>
-      </w:r>
-    </w:p>
-    <w:p>
-      <w:r>
-        <w:pict w14:anchorId="087463BF">
-          <v:rect id="_x0000_i1033" style="width:0;height:1.5pt" o:hralign="center" o:hrstd="t" o:hr="t" fillcolor="#a0a0a0" stroked="f"/>
-        </w:pict>
-      </w:r>
-    </w:p>
-    <w:p>
-      <w:pPr>
-        <w:rPr>
-          <w:b/>
-          <w:bCs/>
-        </w:rPr>
-      </w:pPr>
-      <w:r>
-        <w:rPr>
-          <w:b/>
-          <w:bCs/>
-        </w:rPr>
-        <w:t>8.</w:t>
-      </w:r>
-      <w:r>
-        <w:rPr>
-          <w:b/>
-          <w:bCs/>
-        </w:rPr>
-        <w:t>Build Docker Image</w:t>
-      </w:r>
-    </w:p>
-    <w:p>
-      <w:r>
-        <w:t>docker build -t python-</w:t>
-      </w:r>
-      <w:proofErr w:type="spellStart"/>
-      <w:r>
-        <w:t>fastapi</w:t>
-      </w:r>
-      <w:proofErr w:type="spellEnd"/>
-      <w:r>
-        <w:t>-</w:t>
-      </w:r>
-      <w:proofErr w:type="gramStart"/>
-      <w:r>
-        <w:t>app .</w:t>
-      </w:r>
-      <w:proofErr w:type="gramEnd"/>
-    </w:p>
-    <w:p>
-      <w:r>
-        <w:t>Rebuild without cache (recommended during dev):</w:t>
-      </w:r>
-    </w:p>
-    <w:p>
-      <w:r>
-        <w:t>docker build --no-cache -t python-</w:t>
-      </w:r>
-      <w:proofErr w:type="spellStart"/>
-      <w:r>
-        <w:t>fastapi</w:t>
-      </w:r>
-      <w:proofErr w:type="spellEnd"/>
-      <w:r>
-        <w:t>-</w:t>
-      </w:r>
-      <w:proofErr w:type="gramStart"/>
-      <w:r>
-        <w:t>app .</w:t>
-      </w:r>
-      <w:proofErr w:type="gramEnd"/>
-    </w:p>
-    <w:p>
-      <w:r>
-        <w:pict w14:anchorId="74234045">
-          <v:rect id="_x0000_i1034" style="width:0;height:1.5pt" o:hralign="center" o:hrstd="t" o:hr="t" fillcolor="#a0a0a0" stroked="f"/>
-        </w:pict>
-      </w:r>
-    </w:p>
-    <w:p>
-      <w:pPr>
-        <w:rPr>
-          <w:b/>
-          <w:bCs/>
-        </w:rPr>
-      </w:pPr>
-      <w:r>
-        <w:rPr>
-          <w:b/>
-          <w:bCs/>
-        </w:rPr>
-        <w:t>9.</w:t>
-      </w:r>
-      <w:r>
-        <w:rPr>
-          <w:b/>
-          <w:bCs/>
-        </w:rPr>
-        <w:t>Run Docker Container</w:t>
-      </w:r>
-    </w:p>
-    <w:p>
-      <w:r>
-        <w:t>docker run -p 9001:8001 python-</w:t>
-      </w:r>
-      <w:proofErr w:type="spellStart"/>
-      <w:r>
-        <w:t>fastapi</w:t>
-      </w:r>
-      <w:proofErr w:type="spellEnd"/>
-      <w:r>
-        <w:t>-app</w:t>
-      </w:r>
-    </w:p>
-    <w:p>
       <w:r>
         <w:t>Test:</w:t>
       </w:r>
@@ -2267,9 +3516,8 @@
     </w:p>
     <w:p>
       <w:r>
-        <w:lastRenderedPageBreak/>
         <w:pict w14:anchorId="771D2A78">
-          <v:rect id="_x0000_i1035" style="width:0;height:1.5pt" o:hralign="center" o:hrstd="t" o:hr="t" fillcolor="#a0a0a0" stroked="f"/>
+          <v:rect id="_x0000_i1040" style="width:0;height:1.5pt" o:hralign="center" o:hrstd="t" o:hr="t" fillcolor="#a0a0a0" stroked="f"/>
         </w:pict>
       </w:r>
     </w:p>
@@ -2356,7 +3604,7 @@
     <w:p>
       <w:r>
         <w:pict w14:anchorId="34F32479">
-          <v:rect id="_x0000_i1036" style="width:0;height:1.5pt" o:hralign="center" o:hrstd="t" o:hr="t" fillcolor="#a0a0a0" stroked="f"/>
+          <v:rect id="_x0000_i1041" style="width:0;height:1.5pt" o:hralign="center" o:hrstd="t" o:hr="t" fillcolor="#a0a0a0" stroked="f"/>
         </w:pict>
       </w:r>
     </w:p>
@@ -2372,6 +3620,7 @@
           <w:b/>
           <w:bCs/>
         </w:rPr>
+        <w:lastRenderedPageBreak/>
         <w:t xml:space="preserve">10. Run Container as </w:t>
       </w:r>
       <w:proofErr w:type="gramStart"/>
@@ -2701,6 +3950,163 @@
           <w:bCs/>
         </w:rPr>
       </w:pPr>
+      <w:r>
+        <w:rPr>
+          <w:b/>
+          <w:bCs/>
+        </w:rPr>
+        <w:t xml:space="preserve">Rebuild </w:t>
+      </w:r>
+      <w:proofErr w:type="gramStart"/>
+      <w:r>
+        <w:rPr>
+          <w:b/>
+          <w:bCs/>
+        </w:rPr>
+        <w:t>Image</w:t>
+      </w:r>
+      <w:r>
+        <w:rPr>
+          <w:b/>
+          <w:bCs/>
+        </w:rPr>
+        <w:t>(</w:t>
+      </w:r>
+      <w:proofErr w:type="gramEnd"/>
+      <w:r>
+        <w:rPr>
+          <w:b/>
+          <w:bCs/>
+        </w:rPr>
+        <w:t>Skip this step)</w:t>
+      </w:r>
+    </w:p>
+    <w:p>
+      <w:r>
+        <w:t xml:space="preserve">docker build -t </w:t>
+      </w:r>
+      <w:r>
+        <w:t>priceline-server</w:t>
+      </w:r>
+      <w:r>
+        <w:t>:1.</w:t>
+      </w:r>
+      <w:proofErr w:type="gramStart"/>
+      <w:r>
+        <w:t>0 .</w:t>
+      </w:r>
+      <w:proofErr w:type="gramEnd"/>
+    </w:p>
+    <w:p>
+      <w:r>
+        <w:pict w14:anchorId="6B722ECA">
+          <v:rect id="_x0000_i1042" style="width:0;height:1.5pt" o:hralign="center" o:hrstd="t" o:hr="t" fillcolor="#a0a0a0" stroked="f"/>
+        </w:pict>
+      </w:r>
+    </w:p>
+    <w:p>
+      <w:pPr>
+        <w:rPr>
+          <w:b/>
+          <w:bCs/>
+        </w:rPr>
+      </w:pPr>
+      <w:r>
+        <w:rPr>
+          <w:b/>
+          <w:bCs/>
+        </w:rPr>
+        <w:t>11. Tag and Push Image to Docker Registry</w:t>
+      </w:r>
+    </w:p>
+    <w:p>
+      <w:r>
+        <w:t>Required for Kubernetes + image signing</w:t>
+      </w:r>
+    </w:p>
+    <w:p>
+      <w:pPr>
+        <w:rPr>
+          <w:b/>
+          <w:bCs/>
+        </w:rPr>
+      </w:pPr>
+      <w:r>
+        <w:rPr>
+          <w:b/>
+          <w:bCs/>
+        </w:rPr>
+        <w:t>Login to Docker Hub</w:t>
+      </w:r>
+    </w:p>
+    <w:p>
+      <w:r>
+        <w:t>docker login</w:t>
+      </w:r>
+    </w:p>
+    <w:p>
+      <w:pPr>
+        <w:rPr>
+          <w:b/>
+          <w:bCs/>
+        </w:rPr>
+      </w:pPr>
+      <w:r>
+        <w:rPr>
+          <w:b/>
+          <w:bCs/>
+        </w:rPr>
+        <w:t>Tag Image</w:t>
+      </w:r>
+    </w:p>
+    <w:p>
+      <w:r>
+        <w:t xml:space="preserve">docker tag </w:t>
+      </w:r>
+      <w:proofErr w:type="spellStart"/>
+      <w:r>
+        <w:t>priceline-</w:t>
+      </w:r>
+      <w:proofErr w:type="gramStart"/>
+      <w:r>
+        <w:t>server</w:t>
+      </w:r>
+      <w:r>
+        <w:t>:</w:t>
+      </w:r>
+      <w:r>
+        <w:t>latest</w:t>
+      </w:r>
+      <w:proofErr w:type="spellEnd"/>
+      <w:proofErr w:type="gramEnd"/>
+      <w:r>
+        <w:t xml:space="preserve"> </w:t>
+      </w:r>
+      <w:proofErr w:type="spellStart"/>
+      <w:r>
+        <w:t>rutusoft</w:t>
+      </w:r>
+      <w:proofErr w:type="spellEnd"/>
+      <w:r>
+        <w:t>/</w:t>
+      </w:r>
+      <w:proofErr w:type="spellStart"/>
+      <w:r>
+        <w:t>priceline</w:t>
+      </w:r>
+      <w:proofErr w:type="spellEnd"/>
+      <w:r>
+        <w:t>-server</w:t>
+      </w:r>
+      <w:r>
+        <w:t>:</w:t>
+      </w:r>
+      <w:r>
+        <w:t xml:space="preserve"> </w:t>
+      </w:r>
+      <w:r>
+        <w:t>latest</w:t>
+      </w:r>
     </w:p>
     <w:p>
       <w:pPr>
@@ -2715,23 +4121,197 @@
           <w:bCs/>
         </w:rPr>
         <w:lastRenderedPageBreak/>
-        <w:t>Rebuild Image</w:t>
-      </w:r>
-    </w:p>
-    <w:p>
-      <w:r>
-        <w:t>docker build -t python-fastapi-app:1.</w:t>
-      </w:r>
+        <w:t>Push Image</w:t>
+      </w:r>
+    </w:p>
+    <w:p>
+      <w:r>
+        <w:t>docker push &lt;docker-username&gt;/</w:t>
+      </w:r>
+      <w:proofErr w:type="spellStart"/>
       <w:proofErr w:type="gramStart"/>
       <w:r>
-        <w:t>0 .</w:t>
-      </w:r>
+        <w:t>image</w:t>
+      </w:r>
+      <w:r>
+        <w:t>:</w:t>
+      </w:r>
+      <w:r>
+        <w:t>version</w:t>
+      </w:r>
+      <w:proofErr w:type="spellEnd"/>
       <w:proofErr w:type="gramEnd"/>
     </w:p>
     <w:p>
       <w:r>
-        <w:pict w14:anchorId="6B722ECA">
-          <v:rect id="_x0000_i1037" style="width:0;height:1.5pt" o:hralign="center" o:hrstd="t" o:hr="t" fillcolor="#a0a0a0" stroked="f"/>
+        <w:t>(.</w:t>
+      </w:r>
+      <w:proofErr w:type="spellStart"/>
+      <w:r>
+        <w:t>venv</w:t>
+      </w:r>
+      <w:proofErr w:type="spellEnd"/>
+      <w:r>
+        <w:t xml:space="preserve">) D:\rutusoft\energy-tariff-calculation-engine-service&gt;docker push </w:t>
+      </w:r>
+      <w:proofErr w:type="spellStart"/>
+      <w:r>
+        <w:t>rutusoft</w:t>
+      </w:r>
+      <w:proofErr w:type="spellEnd"/>
+      <w:r>
+        <w:t>/</w:t>
+      </w:r>
+      <w:proofErr w:type="spellStart"/>
+      <w:r>
+        <w:t>priceline-</w:t>
+      </w:r>
+      <w:proofErr w:type="gramStart"/>
+      <w:r>
+        <w:t>server:latest</w:t>
+      </w:r>
+      <w:proofErr w:type="spellEnd"/>
+      <w:proofErr w:type="gramEnd"/>
+    </w:p>
+    <w:p>
+      <w:r>
+        <w:t>The push refers to repository [docker.io/</w:t>
+      </w:r>
+      <w:proofErr w:type="spellStart"/>
+      <w:r>
+        <w:t>rutusoft</w:t>
+      </w:r>
+      <w:proofErr w:type="spellEnd"/>
+      <w:r>
+        <w:t>/</w:t>
+      </w:r>
+      <w:proofErr w:type="spellStart"/>
+      <w:r>
+        <w:t>priceline</w:t>
+      </w:r>
+      <w:proofErr w:type="spellEnd"/>
+      <w:r>
+        <w:t>-server]</w:t>
+      </w:r>
+    </w:p>
+    <w:p>
+      <w:r>
+        <w:t>119d43eec815: Pushed</w:t>
+      </w:r>
+    </w:p>
+    <w:p>
+      <w:r>
+        <w:t>37fa1cc6f25f: Pushed</w:t>
+      </w:r>
+    </w:p>
+    <w:p>
+      <w:r>
+        <w:t>3e1dd4b424ae: Pushed</w:t>
+      </w:r>
+    </w:p>
+    <w:p>
+      <w:r>
+        <w:t>bacd6095e388: Pushed</w:t>
+      </w:r>
+    </w:p>
+    <w:p>
+      <w:r>
+        <w:t>757f6787117e: Pushed</w:t>
+      </w:r>
+    </w:p>
+    <w:p>
+      <w:r>
+        <w:t>ed8cfd59ed51: Pushed</w:t>
+      </w:r>
+    </w:p>
+    <w:p>
+      <w:r>
+        <w:t>47c2bec0e44b: Pushed</w:t>
+      </w:r>
+    </w:p>
+    <w:p>
+      <w:r>
+        <w:t>d093520b8b41: Pushed</w:t>
+      </w:r>
+    </w:p>
+    <w:p>
+      <w:r>
+        <w:t>29db48fb52ce: Pushed</w:t>
+      </w:r>
+    </w:p>
+    <w:p>
+      <w:r>
+        <w:t>87de6a0b06bb: Pushed</w:t>
+      </w:r>
+    </w:p>
+    <w:p>
+      <w:r>
+        <w:t>af233a02f79e: Pushed</w:t>
+      </w:r>
+    </w:p>
+    <w:p>
+      <w:r>
+        <w:t>latest: digest: sha256:7be1c2c5bd0038b21cd3d3ef46a66d08d47de1533f65c7a1a8a0b6b3fa5d05ec size: 856</w:t>
+      </w:r>
+    </w:p>
+    <w:p>
+      <w:pPr>
+        <w:rPr>
+          <w:b/>
+          <w:bCs/>
+        </w:rPr>
+      </w:pPr>
+      <w:r>
+        <w:rPr>
+          <w:b/>
+          <w:bCs/>
+        </w:rPr>
+        <w:t>Verify image on docker hub</w:t>
+      </w:r>
+    </w:p>
+    <w:p>
+      <w:r>
+        <w:drawing>
+          <wp:inline distT="0" distB="0" distL="0" distR="0" wp14:anchorId="71F04B6E" wp14:editId="136D8E73">
+            <wp:extent cx="5731510" cy="1701800"/>
+            <wp:effectExtent l="0" t="0" r="2540" b="0"/>
+            <wp:docPr id="1220381014" name="Picture 1"/>
+            <wp:cNvGraphicFramePr>
+              <a:graphicFrameLocks xmlns:a="http://schemas.openxmlformats.org/drawingml/2006/main" noChangeAspect="1"/>
+            </wp:cNvGraphicFramePr>
+            <a:graphic xmlns:a="http://schemas.openxmlformats.org/drawingml/2006/main">
+              <a:graphicData uri="http://schemas.openxmlformats.org/drawingml/2006/picture">
+                <pic:pic xmlns:pic="http://schemas.openxmlformats.org/drawingml/2006/picture">
+                  <pic:nvPicPr>
+                    <pic:cNvPr id="1220381014" name=""/>
+                    <pic:cNvPicPr/>
+                  </pic:nvPicPr>
+                  <pic:blipFill>
+                    <a:blip r:embed="rId5"/>
+                    <a:stretch>
+                      <a:fillRect/>
+                    </a:stretch>
+                  </pic:blipFill>
+                  <pic:spPr>
+                    <a:xfrm>
+                      <a:off x="0" y="0"/>
+                      <a:ext cx="5731510" cy="1701800"/>
+                    </a:xfrm>
+                    <a:prstGeom prst="rect">
+                      <a:avLst/>
+                    </a:prstGeom>
+                  </pic:spPr>
+                </pic:pic>
+              </a:graphicData>
+            </a:graphic>
+          </wp:inline>
+        </w:drawing>
+      </w:r>
+    </w:p>
+    <w:p>
+      <w:r>
+        <w:pict w14:anchorId="1679E6D5">
+          <v:rect id="_x0000_i1043" style="width:0;height:1.5pt" o:hralign="center" o:hrstd="t" o:hr="t" fillcolor="#a0a0a0" stroked="f"/>
         </w:pict>
       </w:r>
     </w:p>
@@ -2742,98 +4322,28 @@
           <w:bCs/>
         </w:rPr>
       </w:pPr>
-      <w:r>
-        <w:rPr>
-          <w:b/>
-          <w:bCs/>
-        </w:rPr>
-        <w:t>11. Tag and Push Image to Docker Registry</w:t>
-      </w:r>
-    </w:p>
-    <w:p>
-      <w:r>
-        <w:t>Required for Kubernetes + image signing</w:t>
-      </w:r>
-    </w:p>
-    <w:p>
-      <w:pPr>
-        <w:rPr>
-          <w:b/>
-          <w:bCs/>
-        </w:rPr>
-      </w:pPr>
-      <w:r>
-        <w:rPr>
-          <w:b/>
-          <w:bCs/>
-        </w:rPr>
-        <w:t>Login to Docker Hub</w:t>
-      </w:r>
-    </w:p>
-    <w:p>
-      <w:r>
-        <w:t>docker login</w:t>
-      </w:r>
-    </w:p>
-    <w:p>
-      <w:pPr>
-        <w:rPr>
-          <w:b/>
-          <w:bCs/>
-        </w:rPr>
-      </w:pPr>
-      <w:r>
-        <w:rPr>
-          <w:b/>
-          <w:bCs/>
-        </w:rPr>
-        <w:t>Tag Image</w:t>
-      </w:r>
-    </w:p>
-    <w:p>
-      <w:r>
-        <w:t>docker tag python-fastapi-app:1.0 &lt;docker-username&gt;/python-fastapi-app:1.0</w:t>
-      </w:r>
-    </w:p>
-    <w:p>
-      <w:pPr>
-        <w:rPr>
-          <w:b/>
-          <w:bCs/>
-        </w:rPr>
-      </w:pPr>
-      <w:r>
-        <w:rPr>
-          <w:b/>
-          <w:bCs/>
-        </w:rPr>
-        <w:t>Push Image</w:t>
-      </w:r>
-    </w:p>
-    <w:p>
-      <w:r>
-        <w:t>docker push &lt;docker-username&gt;/python-fastapi-app:1.0</w:t>
-      </w:r>
-    </w:p>
-    <w:p>
-      <w:r>
-        <w:pict w14:anchorId="1679E6D5">
-          <v:rect id="_x0000_i1038" style="width:0;height:1.5pt" o:hralign="center" o:hrstd="t" o:hr="t" fillcolor="#a0a0a0" stroked="f"/>
-        </w:pict>
-      </w:r>
-    </w:p>
-    <w:p>
-      <w:pPr>
-        <w:rPr>
-          <w:b/>
-          <w:bCs/>
-        </w:rPr>
-      </w:pPr>
-      <w:r>
-        <w:rPr>
-          <w:b/>
-          <w:bCs/>
-        </w:rPr>
+    </w:p>
+    <w:p>
+      <w:pPr>
+        <w:rPr>
+          <w:b/>
+          <w:bCs/>
+        </w:rPr>
+      </w:pPr>
+    </w:p>
+    <w:p>
+      <w:pPr>
+        <w:rPr>
+          <w:b/>
+          <w:bCs/>
+        </w:rPr>
+      </w:pPr>
+      <w:r>
+        <w:rPr>
+          <w:b/>
+          <w:bCs/>
+        </w:rPr>
+        <w:lastRenderedPageBreak/>
         <w:t>12. Get Image Digest (IMPORTANT)</w:t>
       </w:r>
     </w:p>
@@ -2882,8 +4392,26 @@
       <w:proofErr w:type="spellEnd"/>
       <w:proofErr w:type="gramEnd"/>
       <w:r>
-        <w:t xml:space="preserve"> 0}}" &lt;docker-username&gt;/python-fastapi-app:1.0</w:t>
-      </w:r>
+        <w:t xml:space="preserve"> 0}}" </w:t>
+      </w:r>
+      <w:proofErr w:type="spellStart"/>
+      <w:r>
+        <w:t>rutusoft</w:t>
+      </w:r>
+      <w:proofErr w:type="spellEnd"/>
+      <w:r>
+        <w:t>/</w:t>
+      </w:r>
+      <w:proofErr w:type="spellStart"/>
+      <w:r>
+        <w:t>priceline-</w:t>
+      </w:r>
+      <w:proofErr w:type="gramStart"/>
+      <w:r>
+        <w:t>server:latest</w:t>
+      </w:r>
+      <w:proofErr w:type="spellEnd"/>
+      <w:proofErr w:type="gramEnd"/>
     </w:p>
     <w:p>
       <w:r>
@@ -2905,6 +4433,56 @@
     </w:p>
     <w:p>
       <w:r>
+        <w:t>(.</w:t>
+      </w:r>
+      <w:proofErr w:type="spellStart"/>
+      <w:r>
+        <w:t>venv</w:t>
+      </w:r>
+      <w:proofErr w:type="spellEnd"/>
+      <w:r>
+        <w:t>) D:\rutusoft\energy-tariff-calculation-engine-service&gt;docker inspect --format="{{</w:t>
+      </w:r>
+      <w:proofErr w:type="gramStart"/>
+      <w:r>
+        <w:t>index .</w:t>
+      </w:r>
+      <w:proofErr w:type="spellStart"/>
+      <w:r>
+        <w:t>RepoDigests</w:t>
+      </w:r>
+      <w:proofErr w:type="spellEnd"/>
+      <w:proofErr w:type="gramEnd"/>
+      <w:r>
+        <w:t xml:space="preserve"> 0}}" </w:t>
+      </w:r>
+      <w:proofErr w:type="spellStart"/>
+      <w:r>
+        <w:t>rutusoft</w:t>
+      </w:r>
+      <w:proofErr w:type="spellEnd"/>
+      <w:r>
+        <w:t>/</w:t>
+      </w:r>
+      <w:proofErr w:type="spellStart"/>
+      <w:r>
+        <w:t>priceline-</w:t>
+      </w:r>
+      <w:proofErr w:type="gramStart"/>
+      <w:r>
+        <w:t>server:latest</w:t>
+      </w:r>
+      <w:proofErr w:type="spellEnd"/>
+      <w:proofErr w:type="gramEnd"/>
+    </w:p>
+    <w:p>
+      <w:r>
+        <w:t>priceline-server@sha256:7be1c2c5bd0038b21cd3d3ef46a66d08d47de1533f65c7a1a8a0b6b3fa5d05ec</w:t>
+      </w:r>
+    </w:p>
+    <w:p/>
+    <w:p>
+      <w:r>
         <w:t xml:space="preserve">Copy the </w:t>
       </w:r>
       <w:r>
@@ -2918,10 +4496,11 @@
         <w:t>.</w:t>
       </w:r>
     </w:p>
+    <w:p/>
     <w:p>
       <w:r>
         <w:pict w14:anchorId="5D993F23">
-          <v:rect id="_x0000_i1039" style="width:0;height:1.5pt" o:hralign="center" o:hrstd="t" o:hr="t" fillcolor="#a0a0a0" stroked="f"/>
+          <v:rect id="_x0000_i1044" style="width:0;height:1.5pt" o:hralign="center" o:hrstd="t" o:hr="t" fillcolor="#a0a0a0" stroked="f"/>
         </w:pict>
       </w:r>
     </w:p>
@@ -2962,12 +4541,24 @@
           <w:numId w:val="23"/>
         </w:numPr>
       </w:pPr>
-      <w:hyperlink r:id="rId5" w:history="1">
+      <w:hyperlink r:id="rId6" w:history="1">
         <w:r>
           <w:rPr>
             <w:rStyle w:val="Hyperlink"/>
           </w:rPr>
-          <w:t>https://github.com/sigstore/cosign/releases</w:t>
+          <w:t>htt</w:t>
+        </w:r>
+        <w:r>
+          <w:rPr>
+            <w:rStyle w:val="Hyperlink"/>
+          </w:rPr>
+          <w:t>p</w:t>
+        </w:r>
+        <w:r>
+          <w:rPr>
+            <w:rStyle w:val="Hyperlink"/>
+          </w:rPr>
+          <w:t>s://github.com/sigstore/cosign/releases</w:t>
         </w:r>
       </w:hyperlink>
     </w:p>
@@ -3007,19 +4598,142 @@
     <w:p/>
     <w:p>
       <w:r>
+        <w:t>Verify:</w:t>
+      </w:r>
+    </w:p>
+    <w:p>
+      <w:r>
+        <w:t>cosign-windows-amd64 version</w:t>
+      </w:r>
+    </w:p>
+    <w:p>
+      <w:r>
+        <w:t>D:\rutusoft\energy-tariff-calculation-engine-service&gt;cosign-windows-amd64 version</w:t>
+      </w:r>
+    </w:p>
+    <w:p>
+      <w:r>
+        <w:t xml:space="preserve">  ______   ______        _______. __    _______ .__   __.</w:t>
+      </w:r>
+    </w:p>
+    <w:p>
+      <w:r>
+        <w:t xml:space="preserve"> /      | /  __  \      /       ||  |  /  _____||  \ |  |</w:t>
+      </w:r>
+    </w:p>
+    <w:p>
+      <w:r>
+        <w:t>|  ,----'|  |  |  |    |   (----`|  | |  |  __  |   \|  |</w:t>
+      </w:r>
+    </w:p>
+    <w:p>
+      <w:r>
+        <w:t>|  |     |  |  |  |     \   \    |  | |  | |_ | |  . `  |</w:t>
+      </w:r>
+    </w:p>
+    <w:p>
+      <w:r>
         <w:lastRenderedPageBreak/>
-        <w:t>Verify:</w:t>
-      </w:r>
-    </w:p>
-    <w:p>
-      <w:r>
-        <w:t>cosign-windows-amd64 version</w:t>
-      </w:r>
-    </w:p>
+        <w:t>|  `----.|  `--'  | .----)   |   |  | |  |__| | |  |\   |</w:t>
+      </w:r>
+    </w:p>
+    <w:p>
+      <w:r>
+        <w:t xml:space="preserve"> \______| </w:t>
+      </w:r>
+      <w:proofErr w:type="gramStart"/>
+      <w:r>
+        <w:t>\______/  |</w:t>
+      </w:r>
+      <w:proofErr w:type="gramEnd"/>
+      <w:r>
+        <w:t>_______/    |__</w:t>
+      </w:r>
+      <w:proofErr w:type="gramStart"/>
+      <w:r>
+        <w:t>|  \</w:t>
+      </w:r>
+      <w:proofErr w:type="gramEnd"/>
+      <w:r>
+        <w:t>______| |__| \__|</w:t>
+      </w:r>
+    </w:p>
+    <w:p>
+      <w:r>
+        <w:t>cosign: A tool for Container Signing, Verification and Storage in an OCI registry.</w:t>
+      </w:r>
+    </w:p>
+    <w:p/>
+    <w:p>
+      <w:proofErr w:type="spellStart"/>
+      <w:r>
+        <w:t>GitVersion</w:t>
+      </w:r>
+      <w:proofErr w:type="spellEnd"/>
+      <w:r>
+        <w:t>:    v3.0.4</w:t>
+      </w:r>
+    </w:p>
+    <w:p>
+      <w:proofErr w:type="spellStart"/>
+      <w:r>
+        <w:t>GitCommit</w:t>
+      </w:r>
+      <w:proofErr w:type="spellEnd"/>
+      <w:r>
+        <w:t>:     6832fba4928c1ad69400235bbc41212de5006176</w:t>
+      </w:r>
+    </w:p>
+    <w:p>
+      <w:proofErr w:type="spellStart"/>
+      <w:r>
+        <w:t>GitTreeState</w:t>
+      </w:r>
+      <w:proofErr w:type="spellEnd"/>
+      <w:r>
+        <w:t>:  clean</w:t>
+      </w:r>
+    </w:p>
+    <w:p>
+      <w:proofErr w:type="spellStart"/>
+      <w:r>
+        <w:t>BuildDate</w:t>
+      </w:r>
+      <w:proofErr w:type="spellEnd"/>
+      <w:r>
+        <w:t>:     2026-01-09T21:17:16Z</w:t>
+      </w:r>
+    </w:p>
+    <w:p>
+      <w:proofErr w:type="spellStart"/>
+      <w:r>
+        <w:t>GoVersion</w:t>
+      </w:r>
+      <w:proofErr w:type="spellEnd"/>
+      <w:r>
+        <w:t>:     go1.25.5</w:t>
+      </w:r>
+    </w:p>
+    <w:p>
+      <w:r>
+        <w:t xml:space="preserve">Compiler:      </w:t>
+      </w:r>
+      <w:proofErr w:type="spellStart"/>
+      <w:r>
+        <w:t>gc</w:t>
+      </w:r>
+      <w:proofErr w:type="spellEnd"/>
+    </w:p>
+    <w:p>
+      <w:r>
+        <w:t>Platform:      windows/amd64</w:t>
+      </w:r>
+    </w:p>
+    <w:p/>
     <w:p>
       <w:r>
         <w:pict w14:anchorId="5B17FFAC">
-          <v:rect id="_x0000_i1040" style="width:0;height:1.5pt" o:hralign="center" o:hrstd="t" o:hr="t" fillcolor="#a0a0a0" stroked="f"/>
+          <v:rect id="_x0000_i1045" style="width:0;height:1.5pt" o:hralign="center" o:hrstd="t" o:hr="t" fillcolor="#a0a0a0" stroked="f"/>
         </w:pict>
       </w:r>
     </w:p>
@@ -3041,6 +4755,44 @@
     <w:p>
       <w:r>
         <w:t>cosign-windows-amd64 generate-key-pair</w:t>
+      </w:r>
+    </w:p>
+    <w:p>
+      <w:r>
+        <w:t>(.</w:t>
+      </w:r>
+      <w:proofErr w:type="spellStart"/>
+      <w:r>
+        <w:t>venv</w:t>
+      </w:r>
+      <w:proofErr w:type="spellEnd"/>
+      <w:r>
+        <w:t>) D:\rutusoft\energy-tariff-calculation-engine-service&gt;cosign-windows-amd64 generate-key-pair</w:t>
+      </w:r>
+    </w:p>
+    <w:p>
+      <w:r>
+        <w:t>Enter password for private key:</w:t>
+      </w:r>
+    </w:p>
+    <w:p>
+      <w:r>
+        <w:t>Enter password for private key again:</w:t>
+      </w:r>
+    </w:p>
+    <w:p>
+      <w:r>
+        <w:t xml:space="preserve">Private key written to </w:t>
+      </w:r>
+      <w:proofErr w:type="spellStart"/>
+      <w:r>
+        <w:t>cosign.key</w:t>
+      </w:r>
+      <w:proofErr w:type="spellEnd"/>
+    </w:p>
+    <w:p>
+      <w:r>
+        <w:t>Public key written to cosign.pub</w:t>
       </w:r>
     </w:p>
     <w:p>
@@ -3092,7 +4844,7 @@
     <w:p>
       <w:r>
         <w:pict w14:anchorId="42B86125">
-          <v:rect id="_x0000_i1041" style="width:0;height:1.5pt" o:hralign="center" o:hrstd="t" o:hr="t" fillcolor="#a0a0a0" stroked="f"/>
+          <v:rect id="_x0000_i1046" style="width:0;height:1.5pt" o:hralign="center" o:hrstd="t" o:hr="t" fillcolor="#a0a0a0" stroked="f"/>
         </w:pict>
       </w:r>
     </w:p>
@@ -3141,13 +4893,41 @@
     </w:p>
     <w:p>
       <w:r>
+        <w:lastRenderedPageBreak/>
         <w:t>docker.io/&lt;docker-username&gt;/python-fastapi-app@sha256:&lt;DIGEST&gt;</w:t>
       </w:r>
     </w:p>
+    <w:p/>
+    <w:p>
+      <w:r>
+        <w:t>(.</w:t>
+      </w:r>
+      <w:proofErr w:type="spellStart"/>
+      <w:r>
+        <w:t>venv</w:t>
+      </w:r>
+      <w:proofErr w:type="spellEnd"/>
+      <w:r>
+        <w:t xml:space="preserve">) D:\rutusoft\energy-tariff-calculation-engine-service&gt;cosign-windows-amd64 sign --key </w:t>
+      </w:r>
+      <w:proofErr w:type="spellStart"/>
+      <w:r>
+        <w:t>cosign.key</w:t>
+      </w:r>
+      <w:proofErr w:type="spellEnd"/>
+      <w:r>
+        <w:t xml:space="preserve"> docker.io/rutusoft/priceline-server@sha256:7be1c2c5bd0038b21cd3d3ef46a66d08d47de1533f65c7a1a8a0b6b3fa5d05ec</w:t>
+      </w:r>
+    </w:p>
+    <w:p>
+      <w:r>
+        <w:t>Enter password for private key:</w:t>
+      </w:r>
+    </w:p>
     <w:p>
       <w:r>
         <w:pict w14:anchorId="3673A55A">
-          <v:rect id="_x0000_i1042" style="width:0;height:1.5pt" o:hralign="center" o:hrstd="t" o:hr="t" fillcolor="#a0a0a0" stroked="f"/>
+          <v:rect id="_x0000_i1047" style="width:0;height:1.5pt" o:hralign="center" o:hrstd="t" o:hr="t" fillcolor="#a0a0a0" stroked="f"/>
         </w:pict>
       </w:r>
     </w:p>
@@ -3189,7 +4969,7 @@
     <w:p>
       <w:r>
         <w:pict w14:anchorId="0D9B5087">
-          <v:rect id="_x0000_i1043" style="width:0;height:1.5pt" o:hralign="center" o:hrstd="t" o:hr="t" fillcolor="#a0a0a0" stroked="f"/>
+          <v:rect id="_x0000_i1048" style="width:0;height:1.5pt" o:hralign="center" o:hrstd="t" o:hr="t" fillcolor="#a0a0a0" stroked="f"/>
         </w:pict>
       </w:r>
     </w:p>
@@ -3320,12 +5100,6 @@
           <w:color w:val="3A7C22" w:themeColor="accent6" w:themeShade="BF"/>
         </w:rPr>
         <w:br/>
-      </w:r>
-      <w:r>
-        <w:rPr>
-          <w:color w:val="3A7C22" w:themeColor="accent6" w:themeShade="BF"/>
-        </w:rPr>
-        <w:lastRenderedPageBreak/>
         <w:t xml:space="preserve">      app: energy-tariff-engine</w:t>
       </w:r>
       <w:r>
@@ -3425,6 +5199,12 @@
           <w:color w:val="3A7C22" w:themeColor="accent6" w:themeShade="BF"/>
         </w:rPr>
         <w:br/>
+      </w:r>
+      <w:r>
+        <w:rPr>
+          <w:color w:val="3A7C22" w:themeColor="accent6" w:themeShade="BF"/>
+        </w:rPr>
+        <w:lastRenderedPageBreak/>
         <w:t xml:space="preserve">            - </w:t>
       </w:r>
       <w:proofErr w:type="spellStart"/>
@@ -3529,7 +5309,7 @@
     <w:p>
       <w:r>
         <w:pict w14:anchorId="1A6D14ED">
-          <v:rect id="_x0000_i1044" style="width:0;height:1.5pt" o:hralign="center" o:hrstd="t" o:hr="t" fillcolor="#a0a0a0" stroked="f"/>
+          <v:rect id="_x0000_i1049" style="width:0;height:1.5pt" o:hralign="center" o:hrstd="t" o:hr="t" fillcolor="#a0a0a0" stroked="f"/>
         </w:pict>
       </w:r>
     </w:p>
@@ -3545,6 +5325,83 @@
           <w:b/>
           <w:bCs/>
         </w:rPr>
+        <w:t>Enable Kubernetes</w:t>
+      </w:r>
+    </w:p>
+    <w:p>
+      <w:pPr>
+        <w:rPr>
+          <w:b/>
+          <w:bCs/>
+        </w:rPr>
+      </w:pPr>
+      <w:r>
+        <w:rPr>
+          <w:b/>
+          <w:bCs/>
+        </w:rPr>
+        <w:drawing>
+          <wp:inline distT="0" distB="0" distL="0" distR="0" wp14:anchorId="5DDA9D04" wp14:editId="62778CB8">
+            <wp:extent cx="5731510" cy="2954020"/>
+            <wp:effectExtent l="0" t="0" r="2540" b="0"/>
+            <wp:docPr id="303588365" name="Picture 1"/>
+            <wp:cNvGraphicFramePr>
+              <a:graphicFrameLocks xmlns:a="http://schemas.openxmlformats.org/drawingml/2006/main" noChangeAspect="1"/>
+            </wp:cNvGraphicFramePr>
+            <a:graphic xmlns:a="http://schemas.openxmlformats.org/drawingml/2006/main">
+              <a:graphicData uri="http://schemas.openxmlformats.org/drawingml/2006/picture">
+                <pic:pic xmlns:pic="http://schemas.openxmlformats.org/drawingml/2006/picture">
+                  <pic:nvPicPr>
+                    <pic:cNvPr id="303588365" name=""/>
+                    <pic:cNvPicPr/>
+                  </pic:nvPicPr>
+                  <pic:blipFill>
+                    <a:blip r:embed="rId7"/>
+                    <a:stretch>
+                      <a:fillRect/>
+                    </a:stretch>
+                  </pic:blipFill>
+                  <pic:spPr>
+                    <a:xfrm>
+                      <a:off x="0" y="0"/>
+                      <a:ext cx="5731510" cy="2954020"/>
+                    </a:xfrm>
+                    <a:prstGeom prst="rect">
+                      <a:avLst/>
+                    </a:prstGeom>
+                  </pic:spPr>
+                </pic:pic>
+              </a:graphicData>
+            </a:graphic>
+          </wp:inline>
+        </w:drawing>
+      </w:r>
+    </w:p>
+    <w:p>
+      <w:r>
+        <w:t>Wait until cluster is successfully started.</w:t>
+      </w:r>
+    </w:p>
+    <w:p>
+      <w:pPr>
+        <w:rPr>
+          <w:b/>
+          <w:bCs/>
+        </w:rPr>
+      </w:pPr>
+    </w:p>
+    <w:p>
+      <w:pPr>
+        <w:rPr>
+          <w:b/>
+          <w:bCs/>
+        </w:rPr>
+      </w:pPr>
+      <w:r>
+        <w:rPr>
+          <w:b/>
+          <w:bCs/>
+        </w:rPr>
         <w:t xml:space="preserve">18. Install </w:t>
       </w:r>
       <w:proofErr w:type="spellStart"/>
@@ -3593,381 +5450,64 @@
       <w:r>
         <w:t xml:space="preserve"> create namespace </w:t>
       </w:r>
-      <w:proofErr w:type="spellStart"/>
-      <w:r>
-        <w:t>kyverno</w:t>
-      </w:r>
-      <w:proofErr w:type="spellEnd"/>
-    </w:p>
-    <w:p>
+      <w:r>
+        <w:t>namespace-name</w:t>
+      </w:r>
+    </w:p>
+    <w:p>
+      <w:r>
+        <w:t>(.</w:t>
+      </w:r>
+      <w:proofErr w:type="spellStart"/>
+      <w:r>
+        <w:t>venv</w:t>
+      </w:r>
+      <w:proofErr w:type="spellEnd"/>
+      <w:r>
+        <w:t xml:space="preserve">) D:\rutusoft\energy-tariff-calculation-engine-service&gt;kubectl create namespace </w:t>
+      </w:r>
+      <w:proofErr w:type="spellStart"/>
+      <w:r>
+        <w:t>priceline</w:t>
+      </w:r>
+      <w:proofErr w:type="spellEnd"/>
+    </w:p>
+    <w:p>
+      <w:r>
+        <w:t>namespace/</w:t>
+      </w:r>
+      <w:proofErr w:type="spellStart"/>
+      <w:r>
+        <w:t>priceline</w:t>
+      </w:r>
+      <w:proofErr w:type="spellEnd"/>
+      <w:r>
+        <w:t xml:space="preserve"> created</w:t>
+      </w:r>
+    </w:p>
+    <w:p/>
+    <w:p>
+      <w:r>
+        <w:t>C:\Users\SUMIT BHAI&gt;</w:t>
+      </w:r>
       <w:proofErr w:type="spellStart"/>
       <w:r>
         <w:t>kubectl</w:t>
       </w:r>
       <w:proofErr w:type="spellEnd"/>
       <w:r>
-        <w:t xml:space="preserve"> apply -f https://raw.githubusercontent.com/kyverno/kyverno/main/config/install.yaml</w:t>
-      </w:r>
-    </w:p>
-    <w:p>
-      <w:r>
-        <w:t>Verify:</w:t>
-      </w:r>
-    </w:p>
-    <w:p>
-      <w:proofErr w:type="spellStart"/>
-      <w:r>
-        <w:t>kubectl</w:t>
-      </w:r>
-      <w:proofErr w:type="spellEnd"/>
-      <w:r>
-        <w:t xml:space="preserve"> get pods -n </w:t>
-      </w:r>
-      <w:proofErr w:type="spellStart"/>
-      <w:r>
-        <w:t>kyverno</w:t>
-      </w:r>
-      <w:proofErr w:type="spellEnd"/>
-    </w:p>
-    <w:p>
-      <w:r>
-        <w:t>All pods must be Running.</w:t>
-      </w:r>
-    </w:p>
-    <w:p>
-      <w:r>
-        <w:pict w14:anchorId="65C87F51">
-          <v:rect id="_x0000_i1045" style="width:0;height:1.5pt" o:hralign="center" o:hrstd="t" o:hr="t" fillcolor="#a0a0a0" stroked="f"/>
-        </w:pict>
-      </w:r>
-    </w:p>
-    <w:p>
-      <w:pPr>
-        <w:rPr>
-          <w:b/>
-          <w:bCs/>
-        </w:rPr>
-      </w:pPr>
-      <w:r>
-        <w:rPr>
-          <w:b/>
-          <w:bCs/>
-        </w:rPr>
-        <w:t xml:space="preserve">19. Enforce Signed Images Using </w:t>
-      </w:r>
-      <w:proofErr w:type="spellStart"/>
-      <w:r>
-        <w:rPr>
-          <w:b/>
-          <w:bCs/>
-        </w:rPr>
-        <w:t>Kyverno</w:t>
-      </w:r>
-      <w:proofErr w:type="spellEnd"/>
-    </w:p>
-    <w:p>
-      <w:pPr>
-        <w:rPr>
-          <w:b/>
-          <w:bCs/>
-        </w:rPr>
-      </w:pPr>
-      <w:r>
-        <w:rPr>
-          <w:b/>
-          <w:bCs/>
-        </w:rPr>
-        <w:t>k8s/</w:t>
-      </w:r>
-      <w:proofErr w:type="spellStart"/>
-      <w:r>
-        <w:rPr>
-          <w:b/>
-          <w:bCs/>
-        </w:rPr>
-        <w:t>kyverno-verify.yaml</w:t>
-      </w:r>
-      <w:proofErr w:type="spellEnd"/>
-    </w:p>
-    <w:p>
-      <w:proofErr w:type="spellStart"/>
-      <w:r>
-        <w:t>apiVersion</w:t>
-      </w:r>
-      <w:proofErr w:type="spellEnd"/>
-      <w:r>
-        <w:t>: kyverno.io/v1</w:t>
-      </w:r>
-    </w:p>
-    <w:p>
-      <w:r>
-        <w:t xml:space="preserve">kind: </w:t>
-      </w:r>
-      <w:proofErr w:type="spellStart"/>
-      <w:r>
-        <w:t>ClusterPolicy</w:t>
-      </w:r>
-      <w:proofErr w:type="spellEnd"/>
-    </w:p>
-    <w:p>
-      <w:r>
-        <w:t>metadata:</w:t>
-      </w:r>
-    </w:p>
-    <w:p>
-      <w:r>
-        <w:t xml:space="preserve">  name: verify-python-</w:t>
-      </w:r>
-      <w:proofErr w:type="spellStart"/>
-      <w:r>
-        <w:t>fastapi</w:t>
-      </w:r>
-      <w:proofErr w:type="spellEnd"/>
-      <w:r>
-        <w:t>-signature</w:t>
-      </w:r>
-    </w:p>
-    <w:p>
-      <w:r>
-        <w:t xml:space="preserve">  annotations:</w:t>
-      </w:r>
-    </w:p>
-    <w:p>
-      <w:r>
-        <w:lastRenderedPageBreak/>
-        <w:t xml:space="preserve">    policies.kyverno.io/</w:t>
-      </w:r>
-      <w:proofErr w:type="spellStart"/>
-      <w:r>
-        <w:t>autogen</w:t>
-      </w:r>
-      <w:proofErr w:type="spellEnd"/>
-      <w:r>
-        <w:t>-controllers: none</w:t>
-      </w:r>
-    </w:p>
-    <w:p>
-      <w:r>
-        <w:t>spec:</w:t>
-      </w:r>
-    </w:p>
-    <w:p>
-      <w:r>
-        <w:t xml:space="preserve">  </w:t>
-      </w:r>
-      <w:proofErr w:type="spellStart"/>
-      <w:r>
-        <w:t>validationFailureAction</w:t>
-      </w:r>
-      <w:proofErr w:type="spellEnd"/>
-      <w:r>
-        <w:t>: Enforce</w:t>
-      </w:r>
-    </w:p>
-    <w:p>
-      <w:r>
-        <w:t xml:space="preserve">  background: false</w:t>
-      </w:r>
-    </w:p>
-    <w:p>
-      <w:r>
-        <w:t xml:space="preserve">  rules:</w:t>
-      </w:r>
-    </w:p>
-    <w:p>
-      <w:r>
-        <w:t xml:space="preserve">    - name: verify-python-</w:t>
-      </w:r>
-      <w:proofErr w:type="spellStart"/>
-      <w:r>
-        <w:t>fastapi</w:t>
-      </w:r>
-      <w:proofErr w:type="spellEnd"/>
-    </w:p>
-    <w:p>
-      <w:r>
-        <w:t xml:space="preserve">      match:</w:t>
-      </w:r>
-    </w:p>
-    <w:p>
-      <w:r>
-        <w:t xml:space="preserve">        any:</w:t>
-      </w:r>
-    </w:p>
-    <w:p>
-      <w:r>
-        <w:t xml:space="preserve">        - resources:</w:t>
-      </w:r>
-    </w:p>
-    <w:p>
-      <w:r>
-        <w:t xml:space="preserve">            kinds:</w:t>
-      </w:r>
-    </w:p>
-    <w:p>
-      <w:r>
-        <w:t xml:space="preserve">              - Deployment</w:t>
-      </w:r>
-    </w:p>
-    <w:p>
-      <w:r>
-        <w:t xml:space="preserve">      </w:t>
-      </w:r>
-      <w:proofErr w:type="spellStart"/>
-      <w:r>
-        <w:t>verifyImages</w:t>
-      </w:r>
-      <w:proofErr w:type="spellEnd"/>
-      <w:r>
-        <w:t>:</w:t>
-      </w:r>
-    </w:p>
-    <w:p>
-      <w:r>
-        <w:t xml:space="preserve">        - </w:t>
-      </w:r>
-      <w:proofErr w:type="spellStart"/>
-      <w:r>
-        <w:t>imageReferences</w:t>
-      </w:r>
-      <w:proofErr w:type="spellEnd"/>
-      <w:r>
-        <w:t>:</w:t>
-      </w:r>
-    </w:p>
-    <w:p>
-      <w:r>
-        <w:t xml:space="preserve">            - "docker.io/&lt;docker-username&gt;/python-</w:t>
-      </w:r>
-      <w:proofErr w:type="spellStart"/>
-      <w:r>
-        <w:t>fastapi</w:t>
-      </w:r>
-      <w:proofErr w:type="spellEnd"/>
-      <w:r>
-        <w:t>-app*"</w:t>
-      </w:r>
-    </w:p>
-    <w:p>
-      <w:r>
-        <w:t xml:space="preserve">          attestors:</w:t>
-      </w:r>
-    </w:p>
-    <w:p>
-      <w:r>
-        <w:t xml:space="preserve">            - entries:</w:t>
-      </w:r>
-    </w:p>
-    <w:p>
-      <w:r>
-        <w:t xml:space="preserve">                - keys:</w:t>
-      </w:r>
-    </w:p>
-    <w:p>
-      <w:r>
-        <w:t xml:space="preserve">                    </w:t>
-      </w:r>
-      <w:proofErr w:type="spellStart"/>
-      <w:r>
-        <w:t>publicKeys</w:t>
-      </w:r>
-      <w:proofErr w:type="spellEnd"/>
-      <w:r>
-        <w:t>: |-</w:t>
-      </w:r>
-    </w:p>
-    <w:p>
-      <w:r>
-        <w:t xml:space="preserve">                      -----BEGIN PUBLIC KEY-----</w:t>
-      </w:r>
-    </w:p>
-    <w:p>
-      <w:r>
-        <w:t xml:space="preserve">                      &lt;PASTE cosign.pub CONTENT HERE&gt;</w:t>
-      </w:r>
-    </w:p>
-    <w:p>
-      <w:r>
-        <w:t xml:space="preserve">                      -----END PUBLIC KEY-----</w:t>
-      </w:r>
-    </w:p>
-    <w:p>
-      <w:r>
-        <w:t xml:space="preserve">                  type: cosign</w:t>
-      </w:r>
-    </w:p>
-    <w:p>
-      <w:r>
-        <w:t>Apply:</w:t>
-      </w:r>
-    </w:p>
-    <w:p>
-      <w:proofErr w:type="spellStart"/>
-      <w:r>
-        <w:t>kubectl</w:t>
-      </w:r>
-      <w:proofErr w:type="spellEnd"/>
-      <w:r>
-        <w:t xml:space="preserve"> apply -f k8s/</w:t>
-      </w:r>
-      <w:proofErr w:type="spellStart"/>
-      <w:r>
-        <w:t>kyverno-verify.yaml</w:t>
-      </w:r>
-      <w:proofErr w:type="spellEnd"/>
-    </w:p>
-    <w:p>
-      <w:proofErr w:type="spellStart"/>
-      <w:r>
-        <w:t>kubectl</w:t>
-      </w:r>
-      <w:proofErr w:type="spellEnd"/>
-      <w:r>
-        <w:t xml:space="preserve"> get </w:t>
-      </w:r>
-      <w:proofErr w:type="spellStart"/>
-      <w:r>
-        <w:t>clusterpolicy</w:t>
-      </w:r>
-      <w:proofErr w:type="spellEnd"/>
-    </w:p>
-    <w:p>
-      <w:r>
-        <w:pict w14:anchorId="57C9419B">
-          <v:rect id="_x0000_i1046" style="width:0;height:1.5pt" o:hralign="center" o:hrstd="t" o:hr="t" fillcolor="#a0a0a0" stroked="f"/>
-        </w:pict>
-      </w:r>
-    </w:p>
-    <w:p>
-      <w:pPr>
-        <w:rPr>
-          <w:b/>
-          <w:bCs/>
-        </w:rPr>
-      </w:pPr>
-      <w:r>
-        <w:rPr>
-          <w:b/>
-          <w:bCs/>
-        </w:rPr>
-        <w:t>20. Deploy Application to Kubernetes</w:t>
-      </w:r>
-    </w:p>
-    <w:p>
-      <w:proofErr w:type="spellStart"/>
-      <w:r>
-        <w:t>kubectl</w:t>
-      </w:r>
-      <w:proofErr w:type="spellEnd"/>
-      <w:r>
-        <w:t xml:space="preserve"> apply -f k8s/</w:t>
-      </w:r>
-      <w:proofErr w:type="spellStart"/>
-      <w:r>
-        <w:t>deployment.yaml</w:t>
-      </w:r>
-      <w:proofErr w:type="spellEnd"/>
-    </w:p>
+        <w:t xml:space="preserve"> create -f </w:t>
+      </w:r>
+      <w:hyperlink r:id="rId8" w:history="1">
+        <w:r>
+          <w:rPr>
+            <w:rStyle w:val="Hyperlink"/>
+          </w:rPr>
+          <w:t>https://github.com/kyverno/kyverno/releases/latest/download/install.yaml</w:t>
+        </w:r>
+      </w:hyperlink>
+    </w:p>
+    <w:p/>
     <w:p>
       <w:proofErr w:type="spellStart"/>
       <w:r>
@@ -3976,6 +5516,467 @@
       </w:r>
       <w:proofErr w:type="spellEnd"/>
       <w:r>
+        <w:t xml:space="preserve"> apply -f https://raw.githubusercontent.com/kyverno/kyverno/main/config/install.yaml</w:t>
+      </w:r>
+    </w:p>
+    <w:p>
+      <w:r>
+        <w:t>Verify:</w:t>
+      </w:r>
+    </w:p>
+    <w:p>
+      <w:proofErr w:type="spellStart"/>
+      <w:r>
+        <w:t>kubectl</w:t>
+      </w:r>
+      <w:proofErr w:type="spellEnd"/>
+      <w:r>
+        <w:t xml:space="preserve"> get pods -n </w:t>
+      </w:r>
+      <w:proofErr w:type="spellStart"/>
+      <w:r>
+        <w:t>kyverno</w:t>
+      </w:r>
+      <w:proofErr w:type="spellEnd"/>
+    </w:p>
+    <w:p>
+      <w:r>
+        <w:t>All pods must be Running.</w:t>
+      </w:r>
+    </w:p>
+    <w:p>
+      <w:r>
+        <w:pict w14:anchorId="65C87F51">
+          <v:rect id="_x0000_i1050" style="width:0;height:1.5pt" o:hralign="center" o:hrstd="t" o:hr="t" fillcolor="#a0a0a0" stroked="f"/>
+        </w:pict>
+      </w:r>
+    </w:p>
+    <w:p>
+      <w:pPr>
+        <w:rPr>
+          <w:b/>
+          <w:bCs/>
+        </w:rPr>
+      </w:pPr>
+      <w:r>
+        <w:rPr>
+          <w:b/>
+          <w:bCs/>
+        </w:rPr>
+        <w:t xml:space="preserve">19. Enforce Signed Images Using </w:t>
+      </w:r>
+      <w:proofErr w:type="spellStart"/>
+      <w:r>
+        <w:rPr>
+          <w:b/>
+          <w:bCs/>
+        </w:rPr>
+        <w:t>Kyverno</w:t>
+      </w:r>
+      <w:proofErr w:type="spellEnd"/>
+    </w:p>
+    <w:p>
+      <w:pPr>
+        <w:rPr>
+          <w:b/>
+          <w:bCs/>
+        </w:rPr>
+      </w:pPr>
+    </w:p>
+    <w:p>
+      <w:pPr>
+        <w:rPr>
+          <w:b/>
+          <w:bCs/>
+        </w:rPr>
+      </w:pPr>
+      <w:r>
+        <w:rPr>
+          <w:b/>
+          <w:bCs/>
+        </w:rPr>
+        <w:t>k8s/</w:t>
+      </w:r>
+      <w:proofErr w:type="spellStart"/>
+      <w:r>
+        <w:rPr>
+          <w:b/>
+          <w:bCs/>
+        </w:rPr>
+        <w:t>kyverno-verify.yaml</w:t>
+      </w:r>
+      <w:proofErr w:type="spellEnd"/>
+    </w:p>
+    <w:p>
+      <w:proofErr w:type="spellStart"/>
+      <w:r>
+        <w:t>apiVersion</w:t>
+      </w:r>
+      <w:proofErr w:type="spellEnd"/>
+      <w:r>
+        <w:t>: kyverno.io/v1</w:t>
+      </w:r>
+    </w:p>
+    <w:p>
+      <w:r>
+        <w:t xml:space="preserve">kind: </w:t>
+      </w:r>
+      <w:proofErr w:type="spellStart"/>
+      <w:r>
+        <w:t>ClusterPolicy</w:t>
+      </w:r>
+      <w:proofErr w:type="spellEnd"/>
+    </w:p>
+    <w:p>
+      <w:r>
+        <w:t>metadata:</w:t>
+      </w:r>
+    </w:p>
+    <w:p>
+      <w:r>
+        <w:t xml:space="preserve">  name: </w:t>
+      </w:r>
+      <w:proofErr w:type="spellStart"/>
+      <w:r>
+        <w:t>priceline</w:t>
+      </w:r>
+      <w:proofErr w:type="spellEnd"/>
+      <w:r>
+        <w:t>-server</w:t>
+      </w:r>
+    </w:p>
+    <w:p>
+      <w:r>
+        <w:t>spec:</w:t>
+      </w:r>
+    </w:p>
+    <w:p>
+      <w:r>
+        <w:t xml:space="preserve">  </w:t>
+      </w:r>
+      <w:proofErr w:type="spellStart"/>
+      <w:r>
+        <w:t>validationFailureAction</w:t>
+      </w:r>
+      <w:proofErr w:type="spellEnd"/>
+      <w:r>
+        <w:t>: Enforce</w:t>
+      </w:r>
+    </w:p>
+    <w:p>
+      <w:r>
+        <w:t>  background: false</w:t>
+      </w:r>
+    </w:p>
+    <w:p>
+      <w:r>
+        <w:t>  rules:</w:t>
+      </w:r>
+    </w:p>
+    <w:p>
+      <w:r>
+        <w:t xml:space="preserve">    - name: </w:t>
+      </w:r>
+      <w:proofErr w:type="spellStart"/>
+      <w:r>
+        <w:t>priceline</w:t>
+      </w:r>
+      <w:proofErr w:type="spellEnd"/>
+      <w:r>
+        <w:t>-server</w:t>
+      </w:r>
+    </w:p>
+    <w:p>
+      <w:r>
+        <w:t>      match:</w:t>
+      </w:r>
+    </w:p>
+    <w:p>
+      <w:r>
+        <w:t>        any:</w:t>
+      </w:r>
+    </w:p>
+    <w:p>
+      <w:r>
+        <w:t>          - resources:</w:t>
+      </w:r>
+    </w:p>
+    <w:p>
+      <w:r>
+        <w:t>              kinds:</w:t>
+      </w:r>
+    </w:p>
+    <w:p>
+      <w:r>
+        <w:t>                - Deployment</w:t>
+      </w:r>
+    </w:p>
+    <w:p>
+      <w:r>
+        <w:t xml:space="preserve">      </w:t>
+      </w:r>
+      <w:proofErr w:type="spellStart"/>
+      <w:r>
+        <w:t>verifyImages</w:t>
+      </w:r>
+      <w:proofErr w:type="spellEnd"/>
+      <w:r>
+        <w:t>:</w:t>
+      </w:r>
+    </w:p>
+    <w:p>
+      <w:r>
+        <w:t xml:space="preserve">        - </w:t>
+      </w:r>
+      <w:proofErr w:type="spellStart"/>
+      <w:r>
+        <w:t>imageReferences</w:t>
+      </w:r>
+      <w:proofErr w:type="spellEnd"/>
+      <w:r>
+        <w:t>:</w:t>
+      </w:r>
+    </w:p>
+    <w:p>
+      <w:r>
+        <w:t>            - "docker.io/</w:t>
+      </w:r>
+      <w:proofErr w:type="spellStart"/>
+      <w:r>
+        <w:t>rutusoft</w:t>
+      </w:r>
+      <w:proofErr w:type="spellEnd"/>
+      <w:r>
+        <w:t>/</w:t>
+      </w:r>
+      <w:proofErr w:type="spellStart"/>
+      <w:r>
+        <w:t>priceline</w:t>
+      </w:r>
+      <w:proofErr w:type="spellEnd"/>
+      <w:r>
+        <w:t>-</w:t>
+      </w:r>
+      <w:proofErr w:type="gramStart"/>
+      <w:r>
+        <w:t>server:*</w:t>
+      </w:r>
+      <w:proofErr w:type="gramEnd"/>
+      <w:r>
+        <w:t>"</w:t>
+      </w:r>
+    </w:p>
+    <w:p>
+      <w:r>
+        <w:t>          attestors:</w:t>
+      </w:r>
+    </w:p>
+    <w:p>
+      <w:r>
+        <w:t>            - entries:</w:t>
+      </w:r>
+    </w:p>
+    <w:p>
+      <w:r>
+        <w:lastRenderedPageBreak/>
+        <w:t>                - keys:</w:t>
+      </w:r>
+    </w:p>
+    <w:p>
+      <w:r>
+        <w:t xml:space="preserve">                    </w:t>
+      </w:r>
+      <w:proofErr w:type="spellStart"/>
+      <w:r>
+        <w:t>publicKeys</w:t>
+      </w:r>
+      <w:proofErr w:type="spellEnd"/>
+      <w:r>
+        <w:t>: |-</w:t>
+      </w:r>
+    </w:p>
+    <w:p>
+      <w:r>
+        <w:t xml:space="preserve">                      -----BEGIN PUBLIC KEY-----</w:t>
+      </w:r>
+    </w:p>
+    <w:p>
+      <w:r>
+        <w:t xml:space="preserve">                      &lt;PASTE cosign.pub CONTENT HERE&gt;</w:t>
+      </w:r>
+    </w:p>
+    <w:p>
+      <w:r>
+        <w:t xml:space="preserve">                      -----END PUBLIC KEY-----</w:t>
+      </w:r>
+    </w:p>
+    <w:p/>
+    <w:p/>
+    <w:p>
+      <w:r>
+        <w:t xml:space="preserve">Note: you can copy public keys from </w:t>
+      </w:r>
+      <w:r>
+        <w:t>cosign.pub</w:t>
+      </w:r>
+    </w:p>
+    <w:p/>
+    <w:p>
+      <w:pPr>
+        <w:rPr>
+          <w:b/>
+          <w:bCs/>
+        </w:rPr>
+      </w:pPr>
+      <w:r>
+        <w:rPr>
+          <w:b/>
+          <w:bCs/>
+        </w:rPr>
+        <w:t>Apply:</w:t>
+      </w:r>
+    </w:p>
+    <w:p>
+      <w:r>
+        <w:t>(.</w:t>
+      </w:r>
+      <w:proofErr w:type="spellStart"/>
+      <w:r>
+        <w:t>venv</w:t>
+      </w:r>
+      <w:proofErr w:type="spellEnd"/>
+      <w:r>
+        <w:t>) D:\rutusoft\energy-tariff-calculation-engine-service&gt;kubectl apply -f k8s/</w:t>
+      </w:r>
+      <w:proofErr w:type="spellStart"/>
+      <w:r>
+        <w:t>kyverno-verify.yaml</w:t>
+      </w:r>
+      <w:proofErr w:type="spellEnd"/>
+    </w:p>
+    <w:p>
+      <w:r>
+        <w:t>clusterpolicy.kyverno.io/</w:t>
+      </w:r>
+      <w:proofErr w:type="spellStart"/>
+      <w:r>
+        <w:t>priceline</w:t>
+      </w:r>
+      <w:proofErr w:type="spellEnd"/>
+      <w:r>
+        <w:t>-server created</w:t>
+      </w:r>
+    </w:p>
+    <w:p>
+      <w:pPr>
+        <w:rPr>
+          <w:b/>
+          <w:bCs/>
+        </w:rPr>
+      </w:pPr>
+      <w:proofErr w:type="spellStart"/>
+      <w:r>
+        <w:rPr>
+          <w:b/>
+          <w:bCs/>
+        </w:rPr>
+        <w:t>kubectl</w:t>
+      </w:r>
+      <w:proofErr w:type="spellEnd"/>
+      <w:r>
+        <w:rPr>
+          <w:b/>
+          <w:bCs/>
+        </w:rPr>
+        <w:t xml:space="preserve"> get </w:t>
+      </w:r>
+      <w:proofErr w:type="spellStart"/>
+      <w:r>
+        <w:rPr>
+          <w:b/>
+          <w:bCs/>
+        </w:rPr>
+        <w:t>clusterpolicy</w:t>
+      </w:r>
+      <w:proofErr w:type="spellEnd"/>
+    </w:p>
+    <w:p>
+      <w:r>
+        <w:t>(.</w:t>
+      </w:r>
+      <w:proofErr w:type="spellStart"/>
+      <w:r>
+        <w:t>venv</w:t>
+      </w:r>
+      <w:proofErr w:type="spellEnd"/>
+      <w:r>
+        <w:t xml:space="preserve">) D:\rutusoft\energy-tariff-calculation-engine-service&gt;kubectl get </w:t>
+      </w:r>
+      <w:proofErr w:type="spellStart"/>
+      <w:r>
+        <w:t>clusterpolicy</w:t>
+      </w:r>
+      <w:proofErr w:type="spellEnd"/>
+    </w:p>
+    <w:p>
+      <w:r>
+        <w:t>NAME               ADMISSION   BACKGROUND   READY   AGE   MESSAGE</w:t>
+      </w:r>
+    </w:p>
+    <w:p>
+      <w:proofErr w:type="spellStart"/>
+      <w:r>
+        <w:t>priceline</w:t>
+      </w:r>
+      <w:proofErr w:type="spellEnd"/>
+      <w:r>
+        <w:t>-server   true        false        True    97s   Ready</w:t>
+      </w:r>
+    </w:p>
+    <w:p>
+      <w:r>
+        <w:pict w14:anchorId="57C9419B">
+          <v:rect id="_x0000_i1061" style="width:0;height:1.5pt" o:hralign="center" o:hrstd="t" o:hr="t" fillcolor="#a0a0a0" stroked="f"/>
+        </w:pict>
+      </w:r>
+    </w:p>
+    <w:p>
+      <w:pPr>
+        <w:rPr>
+          <w:b/>
+          <w:bCs/>
+        </w:rPr>
+      </w:pPr>
+      <w:r>
+        <w:rPr>
+          <w:b/>
+          <w:bCs/>
+        </w:rPr>
+        <w:t>20. Deploy Application to Kubernetes</w:t>
+      </w:r>
+    </w:p>
+    <w:p>
+      <w:proofErr w:type="spellStart"/>
+      <w:r>
+        <w:t>kubectl</w:t>
+      </w:r>
+      <w:proofErr w:type="spellEnd"/>
+      <w:r>
+        <w:t xml:space="preserve"> apply -f k8s/</w:t>
+      </w:r>
+      <w:proofErr w:type="spellStart"/>
+      <w:r>
+        <w:t>deployment.yaml</w:t>
+      </w:r>
+      <w:proofErr w:type="spellEnd"/>
+    </w:p>
+    <w:p>
+      <w:proofErr w:type="spellStart"/>
+      <w:r>
+        <w:t>kubectl</w:t>
+      </w:r>
+      <w:proofErr w:type="spellEnd"/>
+      <w:r>
         <w:t xml:space="preserve"> get pods</w:t>
       </w:r>
     </w:p>
@@ -3992,7 +5993,7 @@
     <w:p>
       <w:r>
         <w:pict w14:anchorId="5EE6C8D3">
-          <v:rect id="_x0000_i1047" style="width:0;height:1.5pt" o:hralign="center" o:hrstd="t" o:hr="t" fillcolor="#a0a0a0" stroked="f"/>
+          <v:rect id="_x0000_i1052" style="width:0;height:1.5pt" o:hralign="center" o:hrstd="t" o:hr="t" fillcolor="#a0a0a0" stroked="f"/>
         </w:pict>
       </w:r>
     </w:p>
@@ -4043,6 +6044,7 @@
     </w:p>
     <w:p>
       <w:r>
+        <w:lastRenderedPageBreak/>
         <w:t>admission webhook denied the request</w:t>
       </w:r>
     </w:p>
@@ -4060,7 +6062,7 @@
     <w:p>
       <w:r>
         <w:pict w14:anchorId="56B3279C">
-          <v:rect id="_x0000_i1048" style="width:0;height:1.5pt" o:hralign="center" o:hrstd="t" o:hr="t" fillcolor="#a0a0a0" stroked="f"/>
+          <v:rect id="_x0000_i1053" style="width:0;height:1.5pt" o:hralign="center" o:hrstd="t" o:hr="t" fillcolor="#a0a0a0" stroked="f"/>
         </w:pict>
       </w:r>
     </w:p>
@@ -4180,7 +6182,7 @@
     <w:p>
       <w:r>
         <w:pict w14:anchorId="32036729">
-          <v:rect id="_x0000_i1049" style="width:0;height:1.5pt" o:hralign="center" o:hrstd="t" o:hr="t" fillcolor="#a0a0a0" stroked="f"/>
+          <v:rect id="_x0000_i1054" style="width:0;height:1.5pt" o:hralign="center" o:hrstd="t" o:hr="t" fillcolor="#a0a0a0" stroked="f"/>
         </w:pict>
       </w:r>
     </w:p>
@@ -4239,11 +6241,48 @@
     <w:p>
       <w:r>
         <w:pict w14:anchorId="4799616B">
-          <v:rect id="_x0000_i1050" style="width:0;height:1.5pt" o:hralign="center" o:hrstd="t" o:hr="t" fillcolor="#a0a0a0" stroked="f"/>
+          <v:rect id="_x0000_i1055" style="width:0;height:1.5pt" o:hralign="center" o:hrstd="t" o:hr="t" fillcolor="#a0a0a0" stroked="f"/>
         </w:pict>
       </w:r>
     </w:p>
     <w:p/>
+    <w:p>
+      <w:r>
+        <w:t>To access API locally</w:t>
+      </w:r>
+    </w:p>
+    <w:p/>
+    <w:p>
+      <w:proofErr w:type="spellStart"/>
+      <w:r>
+        <w:t>kubectl</w:t>
+      </w:r>
+      <w:proofErr w:type="spellEnd"/>
+      <w:r>
+        <w:t xml:space="preserve"> port-forward pod/&lt;pod-name&gt; 8080:8080 -n </w:t>
+      </w:r>
+      <w:proofErr w:type="spellStart"/>
+      <w:r>
+        <w:t>priceline</w:t>
+      </w:r>
+      <w:proofErr w:type="spellEnd"/>
+    </w:p>
+    <w:p/>
+    <w:p>
+      <w:proofErr w:type="spellStart"/>
+      <w:r>
+        <w:t>kubectl</w:t>
+      </w:r>
+      <w:proofErr w:type="spellEnd"/>
+      <w:r>
+        <w:t xml:space="preserve"> port-forward pod/priceline-server-6f86cf655d-279pf 8080:8080 -n </w:t>
+      </w:r>
+      <w:proofErr w:type="spellStart"/>
+      <w:r>
+        <w:t>priceline</w:t>
+      </w:r>
+      <w:proofErr w:type="spellEnd"/>
+    </w:p>
     <w:sectPr>
       <w:pgSz w:w="11906" w:h="16838"/>
       <w:pgMar w:top="1440" w:right="1440" w:bottom="1440" w:left="1440" w:header="708" w:footer="708" w:gutter="0"/>
@@ -9700,6 +11739,7 @@
   <w:style w:type="paragraph" w:default="1" w:styleId="Normal">
     <w:name w:val="Normal"/>
     <w:qFormat/>
+    <w:rsid w:val="00876E55"/>
   </w:style>
   <w:style w:type="paragraph" w:styleId="Heading1">
     <w:name w:val="heading 1"/>
@@ -10239,6 +12279,18 @@
       <w:shd w:val="clear" w:color="auto" w:fill="E1DFDD"/>
     </w:rPr>
   </w:style>
+  <w:style w:type="character" w:styleId="FollowedHyperlink">
+    <w:name w:val="FollowedHyperlink"/>
+    <w:basedOn w:val="DefaultParagraphFont"/>
+    <w:uiPriority w:val="99"/>
+    <w:semiHidden/>
+    <w:unhideWhenUsed/>
+    <w:rsid w:val="009B5872"/>
+    <w:rPr>
+      <w:color w:val="96607D" w:themeColor="followedHyperlink"/>
+      <w:u w:val="single"/>
+    </w:rPr>
+  </w:style>
 </w:styles>
 </file>
 
